--- a/ВКР.docx
+++ b/ВКР.docx
@@ -17831,14 +17831,6 @@
           <w:szCs w:val="24"/>
         </w:rPr>
         <w:tab/>
-      </w:r>
-      <w:proofErr w:type="gramStart"/>
-      <w:r>
-        <w:rPr>
-          <w:rFonts w:ascii="Times New Roman" w:hAnsi="Times New Roman" w:cs="Times New Roman"/>
-          <w:sz w:val="24"/>
-          <w:szCs w:val="24"/>
-        </w:rPr>
         <w:t xml:space="preserve">8212 </w:t>
       </w:r>
       <w:r>
@@ -17855,16 +17847,7 @@
           <w:sz w:val="24"/>
           <w:szCs w:val="24"/>
         </w:rPr>
-        <w:t>/</w:t>
-      </w:r>
-      <w:proofErr w:type="gramEnd"/>
-      <w:r>
-        <w:rPr>
-          <w:rFonts w:ascii="Times New Roman" w:hAnsi="Times New Roman" w:cs="Times New Roman"/>
-          <w:sz w:val="24"/>
-          <w:szCs w:val="24"/>
-        </w:rPr>
-        <w:t xml:space="preserve"> </w:t>
+        <w:t xml:space="preserve">/ </w:t>
       </w:r>
       <w:r>
         <w:rPr>
@@ -33778,6 +33761,7 @@
           <w:rFonts w:ascii="Times New Roman" w:hAnsi="Times New Roman" w:cs="Times New Roman"/>
           <w:sz w:val="24"/>
           <w:szCs w:val="24"/>
+          <w:lang w:val="en-US"/>
         </w:rPr>
       </w:pPr>
       <w:r>
@@ -34249,6 +34233,147 @@
           <w:szCs w:val="24"/>
         </w:rPr>
         <w:t>.</w:t>
+      </w:r>
+      <w:r>
+        <w:rPr>
+          <w:rFonts w:ascii="Times New Roman" w:hAnsi="Times New Roman" w:cs="Times New Roman"/>
+          <w:sz w:val="24"/>
+          <w:szCs w:val="24"/>
+        </w:rPr>
+        <w:t xml:space="preserve"> </w:t>
+      </w:r>
+    </w:p>
+    <w:p>
+      <w:pPr>
+        <w:spacing w:after="0" w:line="360" w:lineRule="auto"/>
+        <w:ind w:firstLine="706"/>
+        <w:jc w:val="both"/>
+        <w:rPr>
+          <w:rFonts w:ascii="Times New Roman" w:hAnsi="Times New Roman" w:cs="Times New Roman"/>
+          <w:sz w:val="24"/>
+          <w:szCs w:val="24"/>
+        </w:rPr>
+      </w:pPr>
+      <w:r>
+        <w:rPr>
+          <w:rFonts w:ascii="Times New Roman" w:hAnsi="Times New Roman" w:cs="Times New Roman"/>
+          <w:sz w:val="24"/>
+          <w:szCs w:val="24"/>
+        </w:rPr>
+        <w:t xml:space="preserve">Также следует отметить отсутсвие взаимовлияния ранга и модулей. </w:t>
+      </w:r>
+      <w:r>
+        <w:rPr>
+          <w:rFonts w:ascii="Times New Roman" w:hAnsi="Times New Roman" w:cs="Times New Roman"/>
+          <w:sz w:val="24"/>
+          <w:szCs w:val="24"/>
+        </w:rPr>
+        <w:t>ANOVA показал</w:t>
+      </w:r>
+      <w:r>
+        <w:rPr>
+          <w:rFonts w:ascii="Times New Roman" w:hAnsi="Times New Roman" w:cs="Times New Roman"/>
+          <w:sz w:val="24"/>
+          <w:szCs w:val="24"/>
+        </w:rPr>
+        <w:t>, что</w:t>
+      </w:r>
+      <w:r>
+        <w:rPr>
+          <w:rFonts w:ascii="Times New Roman" w:hAnsi="Times New Roman" w:cs="Times New Roman"/>
+          <w:sz w:val="24"/>
+          <w:szCs w:val="24"/>
+        </w:rPr>
+        <w:t xml:space="preserve"> rank и набор модулей влияют на accuracy преимущественно независимо (p=0.999 для взаимодействия). Их эффекты складываются, а не усиливают друг друга.</w:t>
+      </w:r>
+      <w:r>
+        <w:rPr>
+          <w:rFonts w:ascii="Times New Roman" w:hAnsi="Times New Roman" w:cs="Times New Roman"/>
+          <w:sz w:val="24"/>
+          <w:szCs w:val="24"/>
+        </w:rPr>
+        <w:t xml:space="preserve"> Можно также говорить о взаимокомпенсации. </w:t>
+      </w:r>
+      <w:r>
+        <w:rPr>
+          <w:rFonts w:ascii="Times New Roman" w:hAnsi="Times New Roman" w:cs="Times New Roman"/>
+          <w:sz w:val="24"/>
+          <w:szCs w:val="24"/>
+        </w:rPr>
+        <w:t>При rank=4 переход</w:t>
+      </w:r>
+      <w:r>
+        <w:rPr>
+          <w:rFonts w:ascii="Times New Roman" w:hAnsi="Times New Roman" w:cs="Times New Roman"/>
+          <w:sz w:val="24"/>
+          <w:szCs w:val="24"/>
+        </w:rPr>
+        <w:t xml:space="preserve"> от</w:t>
+      </w:r>
+      <w:r>
+        <w:rPr>
+          <w:rFonts w:ascii="Times New Roman" w:hAnsi="Times New Roman" w:cs="Times New Roman"/>
+          <w:sz w:val="24"/>
+          <w:szCs w:val="24"/>
+        </w:rPr>
+        <w:t xml:space="preserve"> q+v </w:t>
+      </w:r>
+      <w:r>
+        <w:rPr>
+          <w:rFonts w:ascii="Times New Roman" w:hAnsi="Times New Roman" w:cs="Times New Roman"/>
+          <w:sz w:val="24"/>
+          <w:szCs w:val="24"/>
+        </w:rPr>
+        <w:t>к</w:t>
+      </w:r>
+      <w:r>
+        <w:rPr>
+          <w:rFonts w:ascii="Times New Roman" w:hAnsi="Times New Roman" w:cs="Times New Roman"/>
+          <w:sz w:val="24"/>
+          <w:szCs w:val="24"/>
+        </w:rPr>
+        <w:t xml:space="preserve"> q+k+v+o даёт +0.021</w:t>
+      </w:r>
+      <w:r>
+        <w:rPr>
+          <w:rFonts w:ascii="Times New Roman" w:hAnsi="Times New Roman" w:cs="Times New Roman"/>
+          <w:sz w:val="24"/>
+          <w:szCs w:val="24"/>
+        </w:rPr>
+        <w:t xml:space="preserve"> к </w:t>
+      </w:r>
+      <w:r>
+        <w:rPr>
+          <w:rFonts w:ascii="Times New Roman" w:hAnsi="Times New Roman" w:cs="Times New Roman"/>
+          <w:sz w:val="24"/>
+          <w:szCs w:val="24"/>
+          <w:lang w:val="en-US"/>
+        </w:rPr>
+        <w:t>accuracy</w:t>
+      </w:r>
+      <w:r>
+        <w:rPr>
+          <w:rFonts w:ascii="Times New Roman" w:hAnsi="Times New Roman" w:cs="Times New Roman"/>
+          <w:sz w:val="24"/>
+          <w:szCs w:val="24"/>
+        </w:rPr>
+        <w:t>. При rank=16 тот же переход даёт −0.002. Это означает, что q+k+v+o и rank частично взаимозаменяемы</w:t>
+      </w:r>
+      <w:r>
+        <w:rPr>
+          <w:rFonts w:ascii="Times New Roman" w:hAnsi="Times New Roman" w:cs="Times New Roman"/>
+          <w:sz w:val="24"/>
+          <w:szCs w:val="24"/>
+        </w:rPr>
+        <w:t>, т.е.</w:t>
+      </w:r>
+      <w:r>
+        <w:rPr>
+          <w:rFonts w:ascii="Times New Roman" w:hAnsi="Times New Roman" w:cs="Times New Roman"/>
+          <w:sz w:val="24"/>
+          <w:szCs w:val="24"/>
+        </w:rPr>
+        <w:t xml:space="preserve"> при малом ранге q+k+v+o «добирает» качество за счёт большего охвата модулей механизма внимания.</w:t>
       </w:r>
     </w:p>
     <w:p>
@@ -34451,7 +34576,6 @@
     <w:p>
       <w:pPr>
         <w:spacing w:after="0" w:line="360" w:lineRule="auto"/>
-        <w:ind w:firstLine="706"/>
         <w:jc w:val="center"/>
         <w:rPr>
           <w:rFonts w:ascii="Times New Roman" w:hAnsi="Times New Roman" w:cs="Times New Roman"/>
@@ -34463,15 +34587,20 @@
       <w:r>
         <w:rPr>
           <w:rFonts w:ascii="Times New Roman" w:hAnsi="Times New Roman" w:cs="Times New Roman"/>
-          <w:noProof/>
           <w:sz w:val="24"/>
           <w:szCs w:val="24"/>
         </w:rPr>
         <w:drawing>
-          <wp:inline distT="0" distB="0" distL="0" distR="0" wp14:anchorId="3EF290E3" wp14:editId="5F128BCD">
-            <wp:extent cx="5792787" cy="3193309"/>
-            <wp:effectExtent l="0" t="0" r="0" b="7620"/>
-            <wp:docPr id="238279197" name="Picture 2"/>
+          <wp:inline distT="0" distB="0" distL="0" distR="0" wp14:anchorId="2F52497C" wp14:editId="02D9F158">
+            <wp:extent cx="5052981" cy="2873837"/>
+            <wp:effectExtent l="0" t="0" r="0" b="3175"/>
+            <wp:docPr id="8216" name="Picture 24">
+              <a:extLst xmlns:a="http://schemas.openxmlformats.org/drawingml/2006/main">
+                <a:ext uri="{FF2B5EF4-FFF2-40B4-BE49-F238E27FC236}">
+                  <a16:creationId xmlns:a16="http://schemas.microsoft.com/office/drawing/2014/main" id="{42C214AF-24B5-36C0-D45A-0071DDAF12BE}"/>
+                </a:ext>
+              </a:extLst>
+            </wp:docPr>
             <wp:cNvGraphicFramePr>
               <a:graphicFrameLocks xmlns:a="http://schemas.openxmlformats.org/drawingml/2006/main" noChangeAspect="1"/>
             </wp:cNvGraphicFramePr>
@@ -34479,7 +34608,13 @@
               <a:graphicData uri="http://schemas.openxmlformats.org/drawingml/2006/picture">
                 <pic:pic xmlns:pic="http://schemas.openxmlformats.org/drawingml/2006/picture">
                   <pic:nvPicPr>
-                    <pic:cNvPr id="0" name="Picture 3"/>
+                    <pic:cNvPr id="8216" name="Picture 24">
+                      <a:extLst>
+                        <a:ext uri="{FF2B5EF4-FFF2-40B4-BE49-F238E27FC236}">
+                          <a16:creationId xmlns:a16="http://schemas.microsoft.com/office/drawing/2014/main" id="{42C214AF-24B5-36C0-D45A-0071DDAF12BE}"/>
+                        </a:ext>
+                      </a:extLst>
+                    </pic:cNvPr>
                     <pic:cNvPicPr>
                       <a:picLocks noChangeAspect="1" noChangeArrowheads="1"/>
                     </pic:cNvPicPr>
@@ -34500,15 +34635,21 @@
                   <pic:spPr bwMode="auto">
                     <a:xfrm>
                       <a:off x="0" y="0"/>
-                      <a:ext cx="5796884" cy="3195567"/>
+                      <a:ext cx="5052981" cy="2873837"/>
                     </a:xfrm>
                     <a:prstGeom prst="rect">
                       <a:avLst/>
                     </a:prstGeom>
                     <a:noFill/>
-                    <a:ln>
-                      <a:noFill/>
-                    </a:ln>
+                    <a:extLst>
+                      <a:ext uri="{909E8E84-426E-40DD-AFC4-6F175D3DCCD1}">
+                        <a14:hiddenFill xmlns:a14="http://schemas.microsoft.com/office/drawing/2010/main">
+                          <a:solidFill>
+                            <a:srgbClr val="FFFFFF"/>
+                          </a:solidFill>
+                        </a14:hiddenFill>
+                      </a:ext>
+                    </a:extLst>
                   </pic:spPr>
                 </pic:pic>
               </a:graphicData>
@@ -37871,7 +38012,7 @@
           <w:sz w:val="24"/>
           <w:szCs w:val="24"/>
         </w:rPr>
-        <w:t xml:space="preserve"> гораздо ниже</w:t>
+        <w:t xml:space="preserve"> ниже</w:t>
       </w:r>
       <w:r>
         <w:rPr>
@@ -37889,14 +38030,6 @@
         </w:rPr>
         <w:t xml:space="preserve"> </w:t>
       </w:r>
-      <w:r>
-        <w:rPr>
-          <w:rFonts w:ascii="Times New Roman" w:hAnsi="Times New Roman" w:cs="Times New Roman"/>
-          <w:sz w:val="24"/>
-          <w:szCs w:val="24"/>
-        </w:rPr>
-        <w:t xml:space="preserve">других методов, в том числе </w:t>
-      </w:r>
       <w:proofErr w:type="spellStart"/>
       <w:r>
         <w:rPr>
@@ -37905,7 +38038,7 @@
           <w:szCs w:val="24"/>
           <w:lang w:val="en-US"/>
         </w:rPr>
-        <w:t>QLoRA</w:t>
+        <w:t>LoRA</w:t>
       </w:r>
       <w:proofErr w:type="spellEnd"/>
       <w:r>
@@ -40547,7 +40680,7 @@
           </mc:Choice>
           <mc:Fallback>
             <w:pict>
-              <v:shapetype w14:anchorId="5405DF76" id="_x0000_t32" coordsize="21600,21600" o:spt="32" o:oned="t" path="m,l21600,21600e" filled="f">
+              <v:shapetype w14:anchorId="6FB168DD" id="_x0000_t32" coordsize="21600,21600" o:spt="32" o:oned="t" path="m,l21600,21600e" filled="f">
                 <v:path arrowok="t" fillok="f" o:connecttype="none"/>
                 <o:lock v:ext="edit" shapetype="t"/>
               </v:shapetype>
@@ -40629,7 +40762,7 @@
           </mc:Choice>
           <mc:Fallback>
             <w:pict>
-              <v:shape w14:anchorId="7D085F3D" id="Straight Arrow Connector 49" o:spid="_x0000_s1026" type="#_x0000_t32" style="position:absolute;margin-left:37.85pt;margin-top:178.9pt;width:289.15pt;height:99.35pt;flip:x;z-index:251669504;visibility:visible;mso-wrap-style:square;mso-width-percent:0;mso-height-percent:0;mso-wrap-distance-left:9pt;mso-wrap-distance-top:0;mso-wrap-distance-right:9pt;mso-wrap-distance-bottom:0;mso-position-horizontal:absolute;mso-position-horizontal-relative:text;mso-position-vertical:absolute;mso-position-vertical-relative:text;mso-width-percent:0;mso-height-percent:0;mso-width-relative:margin;mso-height-relative:margin" o:gfxdata="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" strokecolor="#66f" strokeweight="1pt">
+              <v:shape w14:anchorId="5FB49C28" id="Straight Arrow Connector 49" o:spid="_x0000_s1026" type="#_x0000_t32" style="position:absolute;margin-left:37.85pt;margin-top:178.9pt;width:289.15pt;height:99.35pt;flip:x;z-index:251669504;visibility:visible;mso-wrap-style:square;mso-width-percent:0;mso-height-percent:0;mso-wrap-distance-left:9pt;mso-wrap-distance-top:0;mso-wrap-distance-right:9pt;mso-wrap-distance-bottom:0;mso-position-horizontal:absolute;mso-position-horizontal-relative:text;mso-position-vertical:absolute;mso-position-vertical-relative:text;mso-width-percent:0;mso-height-percent:0;mso-width-relative:margin;mso-height-relative:margin" o:gfxdata="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" strokecolor="#66f" strokeweight="1pt">
                 <v:stroke endarrow="block" joinstyle="miter"/>
               </v:shape>
             </w:pict>
@@ -41220,7 +41353,7 @@
                 </mc:Choice>
                 <mc:Fallback>
                   <w:pict>
-                    <v:line w14:anchorId="1170D205" id="Straight Connector 56" o:spid="_x0000_s1026" style="position:absolute;flip:x y;z-index:251672576;visibility:visible;mso-wrap-style:square;mso-wrap-distance-left:9pt;mso-wrap-distance-top:0;mso-wrap-distance-right:9pt;mso-wrap-distance-bottom:0;mso-position-horizontal:absolute;mso-position-horizontal-relative:text;mso-position-vertical:absolute;mso-position-vertical-relative:text" from="-7.1pt,-5.85pt" to="59.7pt,52.35pt" o:gfxdata="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" strokecolor="black [3200]" strokeweight=".5pt">
+                    <v:line w14:anchorId="2DFF7DFA" id="Straight Connector 56" o:spid="_x0000_s1026" style="position:absolute;flip:x y;z-index:251672576;visibility:visible;mso-wrap-style:square;mso-wrap-distance-left:9pt;mso-wrap-distance-top:0;mso-wrap-distance-right:9pt;mso-wrap-distance-bottom:0;mso-position-horizontal:absolute;mso-position-horizontal-relative:text;mso-position-vertical:absolute;mso-position-vertical-relative:text" from="-7.1pt,-5.85pt" to="59.7pt,52.35pt" o:gfxdata="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" strokecolor="black [3200]" strokeweight=".5pt">
                       <v:stroke joinstyle="miter"/>
                     </v:line>
                   </w:pict>
@@ -42571,7 +42704,7 @@
                 </mc:Choice>
                 <mc:Fallback>
                   <w:pict>
-                    <v:line w14:anchorId="3F94E57A" id="Straight Connector 55" o:spid="_x0000_s1026" style="position:absolute;z-index:251671552;visibility:visible;mso-wrap-style:square;mso-wrap-distance-left:9pt;mso-wrap-distance-top:0;mso-wrap-distance-right:9pt;mso-wrap-distance-bottom:0;mso-position-horizontal:absolute;mso-position-horizontal-relative:text;mso-position-vertical:absolute;mso-position-vertical-relative:text" from="-7.65pt,-5.5pt" to="58.6pt,52.1pt" o:gfxdata="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" strokecolor="black [3200]" strokeweight=".5pt">
+                    <v:line w14:anchorId="7BD5FF00" id="Straight Connector 55" o:spid="_x0000_s1026" style="position:absolute;z-index:251671552;visibility:visible;mso-wrap-style:square;mso-wrap-distance-left:9pt;mso-wrap-distance-top:0;mso-wrap-distance-right:9pt;mso-wrap-distance-bottom:0;mso-position-horizontal:absolute;mso-position-horizontal-relative:text;mso-position-vertical:absolute;mso-position-vertical-relative:text" from="-7.65pt,-5.5pt" to="58.6pt,52.1pt" o:gfxdata="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" strokecolor="black [3200]" strokeweight=".5pt">
                       <v:stroke joinstyle="miter"/>
                     </v:line>
                   </w:pict>
@@ -43929,7 +44062,7 @@
                 </mc:Choice>
                 <mc:Fallback>
                   <w:pict>
-                    <v:line w14:anchorId="33694259" id="Straight Connector 55" o:spid="_x0000_s1026" style="position:absolute;z-index:251674624;visibility:visible;mso-wrap-style:square;mso-wrap-distance-left:9pt;mso-wrap-distance-top:0;mso-wrap-distance-right:9pt;mso-wrap-distance-bottom:0;mso-position-horizontal:absolute;mso-position-horizontal-relative:text;mso-position-vertical:absolute;mso-position-vertical-relative:text" from="-7.65pt,-5.5pt" to="58.6pt,52.1pt" o:gfxdata="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" strokecolor="black [3200]" strokeweight=".5pt">
+                    <v:line w14:anchorId="4489DA2B" id="Straight Connector 55" o:spid="_x0000_s1026" style="position:absolute;z-index:251674624;visibility:visible;mso-wrap-style:square;mso-wrap-distance-left:9pt;mso-wrap-distance-top:0;mso-wrap-distance-right:9pt;mso-wrap-distance-bottom:0;mso-position-horizontal:absolute;mso-position-horizontal-relative:text;mso-position-vertical:absolute;mso-position-vertical-relative:text" from="-7.65pt,-5.5pt" to="58.6pt,52.1pt" o:gfxdata="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" strokecolor="black [3200]" strokeweight=".5pt">
                       <v:stroke joinstyle="miter"/>
                     </v:line>
                   </w:pict>
@@ -45384,7 +45517,7 @@
                 </mc:Choice>
                 <mc:Fallback>
                   <w:pict>
-                    <v:line w14:anchorId="3B50D346" id="Straight Connector 55" o:spid="_x0000_s1026" style="position:absolute;z-index:251676672;visibility:visible;mso-wrap-style:square;mso-wrap-distance-left:9pt;mso-wrap-distance-top:0;mso-wrap-distance-right:9pt;mso-wrap-distance-bottom:0;mso-position-horizontal:absolute;mso-position-horizontal-relative:text;mso-position-vertical:absolute;mso-position-vertical-relative:text" from="-7.65pt,-5.5pt" to="58.6pt,52.1pt" o:gfxdata="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" strokecolor="black [3200]" strokeweight=".5pt">
+                    <v:line w14:anchorId="5CBBA44B" id="Straight Connector 55" o:spid="_x0000_s1026" style="position:absolute;z-index:251676672;visibility:visible;mso-wrap-style:square;mso-wrap-distance-left:9pt;mso-wrap-distance-top:0;mso-wrap-distance-right:9pt;mso-wrap-distance-bottom:0;mso-position-horizontal:absolute;mso-position-horizontal-relative:text;mso-position-vertical:absolute;mso-position-vertical-relative:text" from="-7.65pt,-5.5pt" to="58.6pt,52.1pt" o:gfxdata="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" strokecolor="black [3200]" strokeweight=".5pt">
                       <v:stroke joinstyle="miter"/>
                     </v:line>
                   </w:pict>
@@ -46923,7 +47056,7 @@
                 </mc:Choice>
                 <mc:Fallback>
                   <w:pict>
-                    <v:line w14:anchorId="44697FD0" id="Straight Connector 55" o:spid="_x0000_s1026" style="position:absolute;z-index:251678720;visibility:visible;mso-wrap-style:square;mso-wrap-distance-left:9pt;mso-wrap-distance-top:0;mso-wrap-distance-right:9pt;mso-wrap-distance-bottom:0;mso-position-horizontal:absolute;mso-position-horizontal-relative:text;mso-position-vertical:absolute;mso-position-vertical-relative:text" from="-7.65pt,-5.5pt" to="58.6pt,52.1pt" o:gfxdata="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" strokecolor="black [3200]" strokeweight=".5pt">
+                    <v:line w14:anchorId="56EC4158" id="Straight Connector 55" o:spid="_x0000_s1026" style="position:absolute;z-index:251678720;visibility:visible;mso-wrap-style:square;mso-wrap-distance-left:9pt;mso-wrap-distance-top:0;mso-wrap-distance-right:9pt;mso-wrap-distance-bottom:0;mso-position-horizontal:absolute;mso-position-horizontal-relative:text;mso-position-vertical:absolute;mso-position-vertical-relative:text" from="-7.65pt,-5.5pt" to="58.6pt,52.1pt" o:gfxdata="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" strokecolor="black [3200]" strokeweight=".5pt">
                       <v:stroke joinstyle="miter"/>
                     </v:line>
                   </w:pict>

--- a/ВКР.docx
+++ b/ВКР.docx
@@ -7844,7 +7844,6 @@
         </w:rPr>
         <w:t xml:space="preserve"> – </w:t>
       </w:r>
-      <w:proofErr w:type="spellStart"/>
       <w:r>
         <w:rPr>
           <w:rFonts w:ascii="Times New Roman" w:hAnsi="Times New Roman" w:cs="Times New Roman"/>
@@ -7854,7 +7853,6 @@
         </w:rPr>
         <w:t>LoRA</w:t>
       </w:r>
-      <w:proofErr w:type="spellEnd"/>
       <w:r>
         <w:rPr>
           <w:rFonts w:ascii="Times New Roman" w:hAnsi="Times New Roman" w:cs="Times New Roman"/>
@@ -8264,7 +8262,6 @@
         </w:rPr>
         <w:t xml:space="preserve">Так, я не обнаружила систематизированные рекомендации по выбору конфигураций для </w:t>
       </w:r>
-      <w:proofErr w:type="spellStart"/>
       <w:r>
         <w:rPr>
           <w:rFonts w:ascii="Times New Roman" w:hAnsi="Times New Roman" w:cs="Times New Roman"/>
@@ -8274,7 +8271,6 @@
         </w:rPr>
         <w:t>LoRA</w:t>
       </w:r>
-      <w:proofErr w:type="spellEnd"/>
       <w:r>
         <w:rPr>
           <w:rFonts w:ascii="Times New Roman" w:hAnsi="Times New Roman" w:cs="Times New Roman"/>
@@ -8315,7 +8311,6 @@
         </w:rPr>
         <w:t xml:space="preserve">ратуре в основном проводится сравнительный анализ методов </w:t>
       </w:r>
-      <w:proofErr w:type="spellStart"/>
       <w:r>
         <w:rPr>
           <w:rFonts w:ascii="Times New Roman" w:hAnsi="Times New Roman" w:cs="Times New Roman"/>
@@ -8325,7 +8320,6 @@
         </w:rPr>
         <w:t>LoRA</w:t>
       </w:r>
-      <w:proofErr w:type="spellEnd"/>
       <w:r>
         <w:rPr>
           <w:rFonts w:ascii="Times New Roman" w:hAnsi="Times New Roman" w:cs="Times New Roman"/>
@@ -9516,7 +9510,6 @@
         </w:rPr>
         <w:t xml:space="preserve"> и </w:t>
       </w:r>
-      <w:proofErr w:type="spellStart"/>
       <w:r>
         <w:rPr>
           <w:rFonts w:ascii="Times New Roman" w:hAnsi="Times New Roman" w:cs="Times New Roman"/>
@@ -9526,7 +9519,6 @@
         </w:rPr>
         <w:t>OrthoGeoLoRA</w:t>
       </w:r>
-      <w:proofErr w:type="spellEnd"/>
       <w:r>
         <w:rPr>
           <w:rFonts w:ascii="Times New Roman" w:hAnsi="Times New Roman" w:cs="Times New Roman"/>
@@ -9859,7 +9851,6 @@
         </w:rPr>
         <w:t xml:space="preserve">я </w:t>
       </w:r>
-      <w:proofErr w:type="spellStart"/>
       <w:r>
         <w:rPr>
           <w:rFonts w:ascii="Times New Roman" w:hAnsi="Times New Roman" w:cs="Times New Roman"/>
@@ -9869,7 +9860,6 @@
         </w:rPr>
         <w:t>LoRA</w:t>
       </w:r>
-      <w:proofErr w:type="spellEnd"/>
       <w:r>
         <w:rPr>
           <w:rFonts w:ascii="Times New Roman" w:hAnsi="Times New Roman" w:cs="Times New Roman"/>
@@ -12110,7 +12100,6 @@
         </w:rPr>
         <w:t xml:space="preserve"> в части формирования новых методов </w:t>
       </w:r>
-      <w:proofErr w:type="spellStart"/>
       <w:r>
         <w:rPr>
           <w:rFonts w:ascii="Times New Roman" w:hAnsi="Times New Roman" w:cs="Times New Roman"/>
@@ -12120,7 +12109,6 @@
         </w:rPr>
         <w:t>LoRA</w:t>
       </w:r>
-      <w:proofErr w:type="spellEnd"/>
       <w:r>
         <w:rPr>
           <w:rFonts w:ascii="Times New Roman" w:hAnsi="Times New Roman" w:cs="Times New Roman"/>
@@ -12632,7 +12620,6 @@
         </w:rPr>
         <w:t xml:space="preserve"> и </w:t>
       </w:r>
-      <w:proofErr w:type="spellStart"/>
       <w:r>
         <w:rPr>
           <w:rFonts w:ascii="Times New Roman" w:hAnsi="Times New Roman" w:cs="Times New Roman"/>
@@ -12642,7 +12629,6 @@
         </w:rPr>
         <w:t>OrthoGeoLoRA</w:t>
       </w:r>
-      <w:proofErr w:type="spellEnd"/>
       <w:r>
         <w:rPr>
           <w:rFonts w:ascii="Times New Roman" w:hAnsi="Times New Roman" w:cs="Times New Roman"/>
@@ -13412,7 +13398,6 @@
         </w:rPr>
         <w:t xml:space="preserve"> </w:t>
       </w:r>
-      <w:proofErr w:type="spellStart"/>
       <w:r>
         <w:rPr>
           <w:rFonts w:ascii="Times New Roman" w:hAnsi="Times New Roman" w:cs="Times New Roman"/>
@@ -13422,7 +13407,6 @@
         </w:rPr>
         <w:t>fontanka</w:t>
       </w:r>
-      <w:proofErr w:type="spellEnd"/>
       <w:r>
         <w:rPr>
           <w:rFonts w:ascii="Times New Roman" w:hAnsi="Times New Roman" w:cs="Times New Roman"/>
@@ -13431,7 +13415,6 @@
         </w:rPr>
         <w:t>.</w:t>
       </w:r>
-      <w:proofErr w:type="spellStart"/>
       <w:r>
         <w:rPr>
           <w:rFonts w:ascii="Times New Roman" w:hAnsi="Times New Roman" w:cs="Times New Roman"/>
@@ -13441,7 +13424,6 @@
         </w:rPr>
         <w:t>ru</w:t>
       </w:r>
-      <w:proofErr w:type="spellEnd"/>
       <w:r>
         <w:rPr>
           <w:rFonts w:ascii="Times New Roman" w:hAnsi="Times New Roman" w:cs="Times New Roman"/>
@@ -13466,7 +13448,6 @@
         </w:rPr>
         <w:t xml:space="preserve"> </w:t>
       </w:r>
-      <w:proofErr w:type="spellStart"/>
       <w:r>
         <w:rPr>
           <w:rFonts w:ascii="Times New Roman" w:hAnsi="Times New Roman" w:cs="Times New Roman"/>
@@ -13476,7 +13457,6 @@
         </w:rPr>
         <w:t>dp</w:t>
       </w:r>
-      <w:proofErr w:type="spellEnd"/>
       <w:r>
         <w:rPr>
           <w:rFonts w:ascii="Times New Roman" w:hAnsi="Times New Roman" w:cs="Times New Roman"/>
@@ -13485,7 +13465,6 @@
         </w:rPr>
         <w:t>.</w:t>
       </w:r>
-      <w:proofErr w:type="spellStart"/>
       <w:r>
         <w:rPr>
           <w:rFonts w:ascii="Times New Roman" w:hAnsi="Times New Roman" w:cs="Times New Roman"/>
@@ -13495,7 +13474,6 @@
         </w:rPr>
         <w:t>ru</w:t>
       </w:r>
-      <w:proofErr w:type="spellEnd"/>
       <w:r>
         <w:rPr>
           <w:rFonts w:ascii="Times New Roman" w:hAnsi="Times New Roman" w:cs="Times New Roman"/>
@@ -13537,7 +13515,6 @@
         </w:rPr>
         <w:t xml:space="preserve"> и </w:t>
       </w:r>
-      <w:proofErr w:type="spellStart"/>
       <w:r>
         <w:rPr>
           <w:rFonts w:ascii="Times New Roman" w:hAnsi="Times New Roman" w:cs="Times New Roman"/>
@@ -13547,7 +13524,6 @@
         </w:rPr>
         <w:t>BeautifulSoup</w:t>
       </w:r>
-      <w:proofErr w:type="spellEnd"/>
       <w:r>
         <w:rPr>
           <w:rFonts w:ascii="Times New Roman" w:hAnsi="Times New Roman" w:cs="Times New Roman"/>
@@ -14198,7 +14174,6 @@
         </w:rPr>
         <w:t xml:space="preserve"> </w:t>
       </w:r>
-      <w:proofErr w:type="spellStart"/>
       <w:r>
         <w:rPr>
           <w:rFonts w:ascii="Times New Roman" w:hAnsi="Times New Roman" w:cs="Times New Roman"/>
@@ -14208,7 +14183,6 @@
         </w:rPr>
         <w:t>sklearn</w:t>
       </w:r>
-      <w:proofErr w:type="spellEnd"/>
       <w:r>
         <w:rPr>
           <w:rFonts w:ascii="Times New Roman" w:hAnsi="Times New Roman" w:cs="Times New Roman"/>
@@ -18425,7 +18399,6 @@
         </w:rPr>
         <w:t xml:space="preserve"> (</w:t>
       </w:r>
-      <w:proofErr w:type="spellStart"/>
       <w:r>
         <w:rPr>
           <w:rFonts w:ascii="Times New Roman" w:hAnsi="Times New Roman" w:cs="Times New Roman"/>
@@ -18435,7 +18408,6 @@
         </w:rPr>
         <w:t>MoE</w:t>
       </w:r>
-      <w:proofErr w:type="spellEnd"/>
       <w:r>
         <w:rPr>
           <w:rFonts w:ascii="Times New Roman" w:hAnsi="Times New Roman" w:cs="Times New Roman"/>
@@ -21108,7 +21080,6 @@
         </w:rPr>
         <w:t xml:space="preserve"> </w:t>
       </w:r>
-      <w:proofErr w:type="spellStart"/>
       <w:r>
         <w:rPr>
           <w:rFonts w:ascii="Times New Roman" w:hAnsi="Times New Roman" w:cs="Times New Roman"/>
@@ -21118,7 +21089,6 @@
         </w:rPr>
         <w:t>OrthoGeoLoRA</w:t>
       </w:r>
-      <w:proofErr w:type="spellEnd"/>
       <w:r>
         <w:rPr>
           <w:rFonts w:ascii="Times New Roman" w:hAnsi="Times New Roman" w:cs="Times New Roman"/>
@@ -21709,7 +21679,6 @@
         </w:rPr>
         <w:t xml:space="preserve">, </w:t>
       </w:r>
-      <w:proofErr w:type="spellStart"/>
       <w:r>
         <w:rPr>
           <w:rFonts w:ascii="Times New Roman" w:hAnsi="Times New Roman" w:cs="Times New Roman"/>
@@ -21720,7 +21689,6 @@
         </w:rPr>
         <w:t>QLoRA</w:t>
       </w:r>
-      <w:proofErr w:type="spellEnd"/>
       <w:r>
         <w:rPr>
           <w:rFonts w:ascii="Times New Roman" w:hAnsi="Times New Roman" w:cs="Times New Roman"/>
@@ -21748,7 +21716,6 @@
         </w:rPr>
         <w:t xml:space="preserve"> </w:t>
       </w:r>
-      <w:proofErr w:type="spellStart"/>
       <w:r>
         <w:rPr>
           <w:rFonts w:ascii="Times New Roman" w:hAnsi="Times New Roman" w:cs="Times New Roman"/>
@@ -21760,7 +21727,6 @@
         <w:t>OrthoGeoLoRA</w:t>
       </w:r>
       <w:bookmarkEnd w:id="32"/>
-      <w:proofErr w:type="spellEnd"/>
     </w:p>
     <w:p>
       <w:pPr>
@@ -21925,7 +21891,6 @@
         </w:rPr>
         <w:t>и геометрических модификаций (</w:t>
       </w:r>
-      <w:proofErr w:type="spellStart"/>
       <w:r>
         <w:rPr>
           <w:rFonts w:ascii="Times New Roman" w:hAnsi="Times New Roman" w:cs="Times New Roman"/>
@@ -21935,7 +21900,6 @@
         </w:rPr>
         <w:t>OrthGeoLoRA</w:t>
       </w:r>
-      <w:proofErr w:type="spellEnd"/>
       <w:r>
         <w:rPr>
           <w:rFonts w:ascii="Times New Roman" w:hAnsi="Times New Roman" w:cs="Times New Roman"/>
@@ -22936,7 +22900,6 @@
         </w:rPr>
         <w:t xml:space="preserve">кпериментов для </w:t>
       </w:r>
-      <w:proofErr w:type="spellStart"/>
       <w:r>
         <w:rPr>
           <w:rFonts w:ascii="Times New Roman" w:hAnsi="Times New Roman" w:cs="Times New Roman"/>
@@ -22946,7 +22909,6 @@
         </w:rPr>
         <w:t>LoRA</w:t>
       </w:r>
-      <w:proofErr w:type="spellEnd"/>
       <w:r>
         <w:rPr>
           <w:rFonts w:ascii="Times New Roman" w:hAnsi="Times New Roman" w:cs="Times New Roman"/>
@@ -23195,7 +23157,6 @@
         </w:rPr>
         <w:t>_</w:t>
       </w:r>
-      <w:proofErr w:type="spellStart"/>
       <w:r>
         <w:rPr>
           <w:rFonts w:ascii="Times New Roman" w:hAnsi="Times New Roman" w:cs="Times New Roman"/>
@@ -23205,7 +23166,6 @@
         </w:rPr>
         <w:t>proj</w:t>
       </w:r>
-      <w:proofErr w:type="spellEnd"/>
       <w:r>
         <w:rPr>
           <w:rFonts w:ascii="Times New Roman" w:hAnsi="Times New Roman" w:cs="Times New Roman"/>
@@ -23239,7 +23199,6 @@
         </w:rPr>
         <w:t>_</w:t>
       </w:r>
-      <w:proofErr w:type="spellStart"/>
       <w:r>
         <w:rPr>
           <w:rFonts w:ascii="Times New Roman" w:hAnsi="Times New Roman" w:cs="Times New Roman"/>
@@ -23249,7 +23208,6 @@
         </w:rPr>
         <w:t>proj</w:t>
       </w:r>
-      <w:proofErr w:type="spellEnd"/>
       <w:r>
         <w:rPr>
           <w:rFonts w:ascii="Times New Roman" w:hAnsi="Times New Roman" w:cs="Times New Roman"/>
@@ -23283,7 +23241,6 @@
         </w:rPr>
         <w:t>_</w:t>
       </w:r>
-      <w:proofErr w:type="spellStart"/>
       <w:r>
         <w:rPr>
           <w:rFonts w:ascii="Times New Roman" w:hAnsi="Times New Roman" w:cs="Times New Roman"/>
@@ -23293,7 +23250,6 @@
         </w:rPr>
         <w:t>proj</w:t>
       </w:r>
-      <w:proofErr w:type="spellEnd"/>
       <w:r>
         <w:rPr>
           <w:rFonts w:ascii="Times New Roman" w:hAnsi="Times New Roman" w:cs="Times New Roman"/>
@@ -23327,7 +23283,6 @@
         </w:rPr>
         <w:t>_</w:t>
       </w:r>
-      <w:proofErr w:type="spellStart"/>
       <w:r>
         <w:rPr>
           <w:rFonts w:ascii="Times New Roman" w:hAnsi="Times New Roman" w:cs="Times New Roman"/>
@@ -23337,7 +23292,6 @@
         </w:rPr>
         <w:t>proj</w:t>
       </w:r>
-      <w:proofErr w:type="spellEnd"/>
       <w:r>
         <w:rPr>
           <w:rFonts w:ascii="Times New Roman" w:hAnsi="Times New Roman" w:cs="Times New Roman"/>
@@ -24677,7 +24631,6 @@
         </w:rPr>
         <w:t xml:space="preserve">кпериментов для </w:t>
       </w:r>
-      <w:proofErr w:type="spellStart"/>
       <w:r>
         <w:rPr>
           <w:rFonts w:ascii="Times New Roman" w:hAnsi="Times New Roman" w:cs="Times New Roman"/>
@@ -24687,7 +24640,6 @@
         </w:rPr>
         <w:t>LoRA</w:t>
       </w:r>
-      <w:proofErr w:type="spellEnd"/>
       <w:r>
         <w:rPr>
           <w:rFonts w:ascii="Times New Roman" w:hAnsi="Times New Roman" w:cs="Times New Roman"/>
@@ -24827,20 +24779,9 @@
           <w:sz w:val="28"/>
           <w:szCs w:val="28"/>
         </w:rPr>
-        <w:t xml:space="preserve"> </w:t>
-      </w:r>
-      <w:proofErr w:type="spellStart"/>
-      <w:r>
-        <w:rPr>
-          <w:rFonts w:ascii="Times New Roman" w:hAnsi="Times New Roman" w:cs="Times New Roman"/>
-          <w:color w:val="auto"/>
-          <w:sz w:val="28"/>
-          <w:szCs w:val="28"/>
-        </w:rPr>
-        <w:t>OrthoGeoLoRA</w:t>
+        <w:t xml:space="preserve"> OrthoGeoLoRA</w:t>
       </w:r>
       <w:bookmarkEnd w:id="36"/>
-      <w:proofErr w:type="spellEnd"/>
     </w:p>
     <w:p>
       <w:pPr>
@@ -26520,7 +26461,6 @@
         </w:rPr>
         <w:t xml:space="preserve">метода </w:t>
       </w:r>
-      <w:proofErr w:type="spellStart"/>
       <w:r>
         <w:rPr>
           <w:rFonts w:ascii="Times New Roman" w:hAnsi="Times New Roman" w:cs="Times New Roman"/>
@@ -26530,7 +26470,6 @@
         </w:rPr>
         <w:t>OrthoGeoLoRA</w:t>
       </w:r>
-      <w:proofErr w:type="spellEnd"/>
     </w:p>
     <w:p>
       <w:pPr>
@@ -26715,7 +26654,6 @@
         </w:rPr>
         <w:t xml:space="preserve"> на основе </w:t>
       </w:r>
-      <w:proofErr w:type="spellStart"/>
       <w:r>
         <w:rPr>
           <w:rFonts w:ascii="Times New Roman" w:hAnsi="Times New Roman" w:cs="Times New Roman"/>
@@ -26725,7 +26663,6 @@
         </w:rPr>
         <w:t>OrthoGeoLoRA</w:t>
       </w:r>
-      <w:proofErr w:type="spellEnd"/>
       <w:r>
         <w:rPr>
           <w:rFonts w:ascii="Times New Roman" w:hAnsi="Times New Roman" w:cs="Times New Roman"/>
@@ -27220,7 +27157,6 @@
         </w:rPr>
         <w:t xml:space="preserve"> Поэтому далее в работе анализировалось поведение </w:t>
       </w:r>
-      <w:proofErr w:type="spellStart"/>
       <w:r>
         <w:rPr>
           <w:rFonts w:ascii="Times New Roman" w:hAnsi="Times New Roman" w:cs="Times New Roman"/>
@@ -27230,7 +27166,6 @@
         </w:rPr>
         <w:t>OrthoGeoLoRA</w:t>
       </w:r>
-      <w:proofErr w:type="spellEnd"/>
       <w:r>
         <w:rPr>
           <w:rFonts w:ascii="Times New Roman" w:hAnsi="Times New Roman" w:cs="Times New Roman"/>
@@ -27622,7 +27557,6 @@
         </w:rPr>
         <w:t xml:space="preserve">кпериментов для </w:t>
       </w:r>
-      <w:proofErr w:type="spellStart"/>
       <w:r>
         <w:rPr>
           <w:rFonts w:ascii="Times New Roman" w:hAnsi="Times New Roman" w:cs="Times New Roman"/>
@@ -27632,7 +27566,6 @@
         </w:rPr>
         <w:t>LoRA</w:t>
       </w:r>
-      <w:proofErr w:type="spellEnd"/>
       <w:r>
         <w:rPr>
           <w:rFonts w:ascii="Times New Roman" w:hAnsi="Times New Roman" w:cs="Times New Roman"/>
@@ -27834,19 +27767,8 @@
           <w:szCs w:val="24"/>
           <w:lang w:val="en-US"/>
         </w:rPr>
-        <w:t xml:space="preserve">/ </w:t>
-      </w:r>
-      <w:proofErr w:type="spellStart"/>
-      <w:r>
-        <w:rPr>
-          <w:rFonts w:ascii="Times New Roman" w:hAnsi="Times New Roman" w:cs="Times New Roman"/>
-          <w:sz w:val="24"/>
-          <w:szCs w:val="24"/>
-          <w:lang w:val="en-US"/>
-        </w:rPr>
-        <w:t>OrthoGeoLora</w:t>
-      </w:r>
-      <w:proofErr w:type="spellEnd"/>
+        <w:t>/ OrthoGeoLora</w:t>
+      </w:r>
     </w:p>
     <w:p>
       <w:pPr>
@@ -29736,7 +29658,6 @@
         </w:rPr>
         <w:t xml:space="preserve"> </w:t>
       </w:r>
-      <w:proofErr w:type="spellStart"/>
       <w:r>
         <w:rPr>
           <w:rFonts w:ascii="Times New Roman" w:hAnsi="Times New Roman" w:cs="Times New Roman"/>
@@ -29746,7 +29667,6 @@
         </w:rPr>
         <w:t>LoRA</w:t>
       </w:r>
-      <w:proofErr w:type="spellEnd"/>
       <w:r>
         <w:rPr>
           <w:rFonts w:ascii="Times New Roman" w:hAnsi="Times New Roman" w:cs="Times New Roman"/>
@@ -29755,7 +29675,6 @@
         </w:rPr>
         <w:t xml:space="preserve"> и </w:t>
       </w:r>
-      <w:proofErr w:type="spellStart"/>
       <w:r>
         <w:rPr>
           <w:rFonts w:ascii="Times New Roman" w:hAnsi="Times New Roman" w:cs="Times New Roman"/>
@@ -29765,7 +29684,6 @@
         </w:rPr>
         <w:t>QLoRA</w:t>
       </w:r>
-      <w:proofErr w:type="spellEnd"/>
       <w:r>
         <w:rPr>
           <w:rFonts w:ascii="Times New Roman" w:hAnsi="Times New Roman" w:cs="Times New Roman"/>
@@ -29822,7 +29740,6 @@
         </w:rPr>
         <w:t xml:space="preserve"> </w:t>
       </w:r>
-      <w:proofErr w:type="spellStart"/>
       <w:r>
         <w:rPr>
           <w:rFonts w:ascii="Times New Roman" w:hAnsi="Times New Roman" w:cs="Times New Roman"/>
@@ -29832,7 +29749,6 @@
         </w:rPr>
         <w:t>QLoRA</w:t>
       </w:r>
-      <w:proofErr w:type="spellEnd"/>
       <w:r>
         <w:rPr>
           <w:rFonts w:ascii="Times New Roman" w:hAnsi="Times New Roman" w:cs="Times New Roman"/>
@@ -30465,7 +30381,6 @@
         </w:rPr>
         <w:t xml:space="preserve">в случаях работы на разных объемах данных на разных языках и используя методы </w:t>
       </w:r>
-      <w:proofErr w:type="spellStart"/>
       <w:r>
         <w:rPr>
           <w:rFonts w:ascii="Times New Roman" w:hAnsi="Times New Roman" w:cs="Times New Roman"/>
@@ -30475,7 +30390,6 @@
         </w:rPr>
         <w:t>LoRA</w:t>
       </w:r>
-      <w:proofErr w:type="spellEnd"/>
       <w:r>
         <w:rPr>
           <w:rFonts w:ascii="Times New Roman" w:hAnsi="Times New Roman" w:cs="Times New Roman"/>
@@ -30484,7 +30398,6 @@
         </w:rPr>
         <w:t xml:space="preserve">, </w:t>
       </w:r>
-      <w:proofErr w:type="spellStart"/>
       <w:r>
         <w:rPr>
           <w:rFonts w:ascii="Times New Roman" w:hAnsi="Times New Roman" w:cs="Times New Roman"/>
@@ -30494,7 +30407,6 @@
         </w:rPr>
         <w:t>QLoRA</w:t>
       </w:r>
-      <w:proofErr w:type="spellEnd"/>
       <w:r>
         <w:rPr>
           <w:rFonts w:ascii="Times New Roman" w:hAnsi="Times New Roman" w:cs="Times New Roman"/>
@@ -30503,7 +30415,6 @@
         </w:rPr>
         <w:t xml:space="preserve"> </w:t>
       </w:r>
-      <w:proofErr w:type="spellStart"/>
       <w:r>
         <w:rPr>
           <w:rFonts w:ascii="Times New Roman" w:hAnsi="Times New Roman" w:cs="Times New Roman"/>
@@ -30513,7 +30424,6 @@
         </w:rPr>
         <w:t>nf</w:t>
       </w:r>
-      <w:proofErr w:type="spellEnd"/>
       <w:r>
         <w:rPr>
           <w:rFonts w:ascii="Times New Roman" w:hAnsi="Times New Roman" w:cs="Times New Roman"/>
@@ -30522,7 +30432,6 @@
         </w:rPr>
         <w:t xml:space="preserve">4, </w:t>
       </w:r>
-      <w:proofErr w:type="spellStart"/>
       <w:r>
         <w:rPr>
           <w:rFonts w:ascii="Times New Roman" w:hAnsi="Times New Roman" w:cs="Times New Roman"/>
@@ -30532,7 +30441,6 @@
         </w:rPr>
         <w:t>QLoRA</w:t>
       </w:r>
-      <w:proofErr w:type="spellEnd"/>
       <w:r>
         <w:rPr>
           <w:rFonts w:ascii="Times New Roman" w:hAnsi="Times New Roman" w:cs="Times New Roman"/>
@@ -30541,7 +30449,6 @@
         </w:rPr>
         <w:t xml:space="preserve"> </w:t>
       </w:r>
-      <w:proofErr w:type="spellStart"/>
       <w:r>
         <w:rPr>
           <w:rFonts w:ascii="Times New Roman" w:hAnsi="Times New Roman" w:cs="Times New Roman"/>
@@ -30551,7 +30458,6 @@
         </w:rPr>
         <w:t>fp</w:t>
       </w:r>
-      <w:proofErr w:type="spellEnd"/>
       <w:r>
         <w:rPr>
           <w:rFonts w:ascii="Times New Roman" w:hAnsi="Times New Roman" w:cs="Times New Roman"/>
@@ -34442,46 +34348,9 @@
           <w:sz w:val="24"/>
           <w:szCs w:val="24"/>
         </w:rPr>
-        <w:t xml:space="preserve">. </w:t>
-      </w:r>
-      <w:proofErr w:type="spellStart"/>
-      <w:r>
-        <w:rPr>
-          <w:rFonts w:ascii="Times New Roman" w:hAnsi="Times New Roman" w:cs="Times New Roman"/>
-          <w:b/>
-          <w:bCs/>
-          <w:color w:val="auto"/>
-          <w:sz w:val="24"/>
-          <w:szCs w:val="24"/>
-        </w:rPr>
-        <w:t>QLoRA</w:t>
-      </w:r>
-      <w:proofErr w:type="spellEnd"/>
-      <w:r>
-        <w:rPr>
-          <w:rFonts w:ascii="Times New Roman" w:hAnsi="Times New Roman" w:cs="Times New Roman"/>
-          <w:b/>
-          <w:bCs/>
-          <w:color w:val="auto"/>
-          <w:sz w:val="24"/>
-          <w:szCs w:val="24"/>
-        </w:rPr>
-        <w:t xml:space="preserve"> vs </w:t>
-      </w:r>
-      <w:proofErr w:type="spellStart"/>
-      <w:r>
-        <w:rPr>
-          <w:rFonts w:ascii="Times New Roman" w:hAnsi="Times New Roman" w:cs="Times New Roman"/>
-          <w:b/>
-          <w:bCs/>
-          <w:color w:val="auto"/>
-          <w:sz w:val="24"/>
-          <w:szCs w:val="24"/>
-        </w:rPr>
-        <w:t>LoRA</w:t>
+        <w:t>. QLoRA vs LoRA</w:t>
       </w:r>
       <w:bookmarkEnd w:id="44"/>
-      <w:proofErr w:type="spellEnd"/>
     </w:p>
     <w:p>
       <w:pPr>
@@ -35069,7 +34938,6 @@
         </w:rPr>
         <w:t xml:space="preserve"> ниже, чем с </w:t>
       </w:r>
-      <w:proofErr w:type="spellStart"/>
       <w:r>
         <w:rPr>
           <w:rFonts w:ascii="Times New Roman" w:hAnsi="Times New Roman" w:cs="Times New Roman"/>
@@ -35079,7 +34947,6 @@
         </w:rPr>
         <w:t>LoRA</w:t>
       </w:r>
-      <w:proofErr w:type="spellEnd"/>
       <w:r>
         <w:rPr>
           <w:rFonts w:ascii="Times New Roman" w:hAnsi="Times New Roman" w:cs="Times New Roman"/>
@@ -35681,7 +35548,6 @@
         </w:rPr>
         <w:t xml:space="preserve">: </w:t>
       </w:r>
-      <w:proofErr w:type="spellStart"/>
       <w:r>
         <w:rPr>
           <w:rFonts w:ascii="Times New Roman" w:hAnsi="Times New Roman" w:cs="Times New Roman"/>
@@ -35689,9 +35555,8 @@
           <w:szCs w:val="24"/>
           <w:lang w:val="en-US"/>
         </w:rPr>
-        <w:t>LoRA</w:t>
-      </w:r>
-      <w:proofErr w:type="spellEnd"/>
+        <w:t xml:space="preserve">LoRA vs baseline: +17.5% </w:t>
+      </w:r>
       <w:r>
         <w:rPr>
           <w:rFonts w:ascii="Times New Roman" w:hAnsi="Times New Roman" w:cs="Times New Roman"/>
@@ -35699,7 +35564,7 @@
           <w:szCs w:val="24"/>
           <w:lang w:val="en-US"/>
         </w:rPr>
-        <w:t xml:space="preserve"> vs baseline: +17.5% </w:t>
+        <w:t xml:space="preserve">, </w:t>
       </w:r>
       <w:r>
         <w:rPr>
@@ -35708,27 +35573,7 @@
           <w:szCs w:val="24"/>
           <w:lang w:val="en-US"/>
         </w:rPr>
-        <w:t xml:space="preserve">, </w:t>
-      </w:r>
-      <w:proofErr w:type="spellStart"/>
-      <w:r>
-        <w:rPr>
-          <w:rFonts w:ascii="Times New Roman" w:hAnsi="Times New Roman" w:cs="Times New Roman"/>
-          <w:sz w:val="24"/>
-          <w:szCs w:val="24"/>
-          <w:lang w:val="en-US"/>
-        </w:rPr>
-        <w:t>QLoRA</w:t>
-      </w:r>
-      <w:proofErr w:type="spellEnd"/>
-      <w:r>
-        <w:rPr>
-          <w:rFonts w:ascii="Times New Roman" w:hAnsi="Times New Roman" w:cs="Times New Roman"/>
-          <w:sz w:val="24"/>
-          <w:szCs w:val="24"/>
-          <w:lang w:val="en-US"/>
-        </w:rPr>
-        <w:t xml:space="preserve"> vs baseline: +16.3%</w:t>
+        <w:t>QLoRA vs baseline: +16.3%</w:t>
       </w:r>
     </w:p>
     <w:p>
@@ -35814,7 +35659,6 @@
         </w:rPr>
         <w:t xml:space="preserve"> методам </w:t>
       </w:r>
-      <w:proofErr w:type="spellStart"/>
       <w:r>
         <w:rPr>
           <w:rFonts w:ascii="Times New Roman" w:hAnsi="Times New Roman" w:cs="Times New Roman"/>
@@ -35824,7 +35668,6 @@
         </w:rPr>
         <w:t>LoRA</w:t>
       </w:r>
-      <w:proofErr w:type="spellEnd"/>
     </w:p>
     <w:p>
       <w:pPr>
@@ -36492,7 +36335,6 @@
         </w:rPr>
         <w:t xml:space="preserve">Метод </w:t>
       </w:r>
-      <w:proofErr w:type="spellStart"/>
       <w:r>
         <w:rPr>
           <w:rFonts w:ascii="Times New Roman" w:hAnsi="Times New Roman" w:cs="Times New Roman"/>
@@ -36529,7 +36371,6 @@
         </w:rPr>
         <w:t>A</w:t>
       </w:r>
-      <w:proofErr w:type="spellEnd"/>
       <w:r>
         <w:rPr>
           <w:rFonts w:ascii="Times New Roman" w:hAnsi="Times New Roman" w:cs="Times New Roman"/>
@@ -36550,29 +36391,7 @@
           <w:szCs w:val="24"/>
           <w:lang w:val="en-US"/>
         </w:rPr>
-        <w:t>(</w:t>
-      </w:r>
-      <w:proofErr w:type="spellStart"/>
-      <w:r>
-        <w:rPr>
-          <w:rFonts w:ascii="Times New Roman" w:hAnsi="Times New Roman" w:cs="Times New Roman"/>
-          <w:color w:val="auto"/>
-          <w:sz w:val="24"/>
-          <w:szCs w:val="24"/>
-          <w:lang w:val="en-US"/>
-        </w:rPr>
-        <w:t>OGLoRA</w:t>
-      </w:r>
-      <w:proofErr w:type="spellEnd"/>
-      <w:r>
-        <w:rPr>
-          <w:rFonts w:ascii="Times New Roman" w:hAnsi="Times New Roman" w:cs="Times New Roman"/>
-          <w:color w:val="auto"/>
-          <w:sz w:val="24"/>
-          <w:szCs w:val="24"/>
-          <w:lang w:val="en-US"/>
-        </w:rPr>
-        <w:t>)</w:t>
+        <w:t>(OGLoRA)</w:t>
       </w:r>
       <w:bookmarkEnd w:id="48"/>
     </w:p>
@@ -36743,7 +36562,6 @@
         </w:rPr>
         <w:t xml:space="preserve"> </w:t>
       </w:r>
-      <w:proofErr w:type="spellStart"/>
       <w:r>
         <w:rPr>
           <w:rFonts w:ascii="Times New Roman" w:hAnsi="Times New Roman" w:cs="Times New Roman"/>
@@ -36753,7 +36571,6 @@
         </w:rPr>
         <w:t>OrthoGeoLorA</w:t>
       </w:r>
-      <w:proofErr w:type="spellEnd"/>
       <w:r>
         <w:rPr>
           <w:rFonts w:ascii="Times New Roman" w:hAnsi="Times New Roman" w:cs="Times New Roman"/>
@@ -36828,7 +36645,6 @@
         </w:rPr>
         <w:t xml:space="preserve">-0.6 результаты были стабильные. Поэтому в работе анализировалось поведение </w:t>
       </w:r>
-      <w:proofErr w:type="spellStart"/>
       <w:r>
         <w:rPr>
           <w:rFonts w:ascii="Times New Roman" w:hAnsi="Times New Roman" w:cs="Times New Roman"/>
@@ -36838,7 +36654,6 @@
         </w:rPr>
         <w:t>OrthoGeoLoRA</w:t>
       </w:r>
-      <w:proofErr w:type="spellEnd"/>
       <w:r>
         <w:rPr>
           <w:rFonts w:ascii="Times New Roman" w:hAnsi="Times New Roman" w:cs="Times New Roman"/>
@@ -36912,7 +36727,6 @@
         </w:rPr>
         <w:t xml:space="preserve">при </w:t>
       </w:r>
-      <w:proofErr w:type="spellStart"/>
       <w:r>
         <w:rPr>
           <w:rFonts w:ascii="Times New Roman" w:hAnsi="Times New Roman" w:cs="Times New Roman"/>
@@ -36922,7 +36736,6 @@
         </w:rPr>
         <w:t>OrthoGeoLorA</w:t>
       </w:r>
-      <w:proofErr w:type="spellEnd"/>
       <w:r>
         <w:rPr>
           <w:rFonts w:ascii="Times New Roman" w:hAnsi="Times New Roman" w:cs="Times New Roman"/>
@@ -37916,7 +37729,6 @@
         </w:rPr>
         <w:t xml:space="preserve">, </w:t>
       </w:r>
-      <w:proofErr w:type="spellStart"/>
       <w:r>
         <w:rPr>
           <w:rFonts w:ascii="Times New Roman" w:hAnsi="Times New Roman" w:cs="Times New Roman"/>
@@ -37926,7 +37738,6 @@
         </w:rPr>
         <w:t>LoRA</w:t>
       </w:r>
-      <w:proofErr w:type="spellEnd"/>
       <w:r>
         <w:rPr>
           <w:rFonts w:ascii="Times New Roman" w:hAnsi="Times New Roman" w:cs="Times New Roman"/>
@@ -37935,7 +37746,6 @@
         </w:rPr>
         <w:t xml:space="preserve">, </w:t>
       </w:r>
-      <w:proofErr w:type="spellStart"/>
       <w:r>
         <w:rPr>
           <w:rFonts w:ascii="Times New Roman" w:hAnsi="Times New Roman" w:cs="Times New Roman"/>
@@ -37945,7 +37755,6 @@
         </w:rPr>
         <w:t>QLoRA</w:t>
       </w:r>
-      <w:proofErr w:type="spellEnd"/>
       <w:r>
         <w:rPr>
           <w:rFonts w:ascii="Times New Roman" w:hAnsi="Times New Roman" w:cs="Times New Roman"/>
@@ -38030,7 +37839,6 @@
         </w:rPr>
         <w:t xml:space="preserve"> </w:t>
       </w:r>
-      <w:proofErr w:type="spellStart"/>
       <w:r>
         <w:rPr>
           <w:rFonts w:ascii="Times New Roman" w:hAnsi="Times New Roman" w:cs="Times New Roman"/>
@@ -38040,7 +37848,6 @@
         </w:rPr>
         <w:t>LoRA</w:t>
       </w:r>
-      <w:proofErr w:type="spellEnd"/>
       <w:r>
         <w:rPr>
           <w:rFonts w:ascii="Times New Roman" w:hAnsi="Times New Roman" w:cs="Times New Roman"/>
@@ -38188,7 +37995,6 @@
         </w:rPr>
         <w:t xml:space="preserve"> (</w:t>
       </w:r>
-      <w:proofErr w:type="spellStart"/>
       <w:r>
         <w:rPr>
           <w:rFonts w:ascii="Times New Roman" w:hAnsi="Times New Roman" w:cs="Times New Roman"/>
@@ -38198,7 +38004,6 @@
         </w:rPr>
         <w:t>OGLoRA</w:t>
       </w:r>
-      <w:proofErr w:type="spellEnd"/>
       <w:r>
         <w:rPr>
           <w:rFonts w:ascii="Times New Roman" w:hAnsi="Times New Roman" w:cs="Times New Roman"/>
@@ -38248,7 +38053,6 @@
         </w:rPr>
         <w:t xml:space="preserve"> </w:t>
       </w:r>
-      <w:proofErr w:type="spellStart"/>
       <w:r>
         <w:rPr>
           <w:rFonts w:ascii="Times New Roman" w:hAnsi="Times New Roman" w:cs="Times New Roman"/>
@@ -38258,7 +38062,6 @@
         </w:rPr>
         <w:t>LoRA</w:t>
       </w:r>
-      <w:proofErr w:type="spellEnd"/>
       <w:r>
         <w:rPr>
           <w:rFonts w:ascii="Times New Roman" w:hAnsi="Times New Roman" w:cs="Times New Roman"/>
@@ -38332,7 +38135,6 @@
         <w:lastRenderedPageBreak/>
         <w:t xml:space="preserve">Этот метод также как и предыдущие изыскания обозначил порог объема датасета в 1500 образцов в каждом классе обучающей выборки, после которого результаты обучения методом </w:t>
       </w:r>
-      <w:proofErr w:type="spellStart"/>
       <w:r>
         <w:rPr>
           <w:rFonts w:ascii="Times New Roman" w:hAnsi="Times New Roman" w:cs="Times New Roman"/>
@@ -38342,7 +38144,6 @@
         </w:rPr>
         <w:t>OrthoGeoLoRA</w:t>
       </w:r>
-      <w:proofErr w:type="spellEnd"/>
       <w:r>
         <w:rPr>
           <w:rFonts w:ascii="Times New Roman" w:hAnsi="Times New Roman" w:cs="Times New Roman"/>
@@ -38359,7 +38160,6 @@
         </w:rPr>
         <w:t>(</w:t>
       </w:r>
-      <w:proofErr w:type="spellStart"/>
       <w:r>
         <w:rPr>
           <w:rFonts w:ascii="Times New Roman" w:hAnsi="Times New Roman" w:cs="Times New Roman"/>
@@ -38369,7 +38169,6 @@
         </w:rPr>
         <w:t>OGLoRA</w:t>
       </w:r>
-      <w:proofErr w:type="spellEnd"/>
       <w:r>
         <w:rPr>
           <w:rFonts w:ascii="Times New Roman" w:hAnsi="Times New Roman" w:cs="Times New Roman"/>
@@ -38394,7 +38193,6 @@
         </w:rPr>
         <w:t xml:space="preserve"> </w:t>
       </w:r>
-      <w:proofErr w:type="spellStart"/>
       <w:r>
         <w:rPr>
           <w:rFonts w:ascii="Times New Roman" w:hAnsi="Times New Roman" w:cs="Times New Roman"/>
@@ -38404,7 +38202,6 @@
         </w:rPr>
         <w:t>LoRA</w:t>
       </w:r>
-      <w:proofErr w:type="spellEnd"/>
       <w:r>
         <w:rPr>
           <w:rFonts w:ascii="Times New Roman" w:hAnsi="Times New Roman" w:cs="Times New Roman"/>
@@ -38659,10 +38456,10 @@
           <w:noProof/>
         </w:rPr>
         <w:drawing>
-          <wp:inline distT="0" distB="0" distL="0" distR="0" wp14:anchorId="34448D2F" wp14:editId="38768C80">
+          <wp:inline distT="0" distB="0" distL="0" distR="0" wp14:anchorId="17172167" wp14:editId="110AD2D2">
             <wp:extent cx="3216275" cy="2644144"/>
             <wp:effectExtent l="0" t="0" r="3175" b="3810"/>
-            <wp:docPr id="1961086034" name="Picture 39"/>
+            <wp:docPr id="1174462790" name="Picture 57"/>
             <wp:cNvGraphicFramePr>
               <a:graphicFrameLocks xmlns:a="http://schemas.openxmlformats.org/drawingml/2006/main" noChangeAspect="1"/>
             </wp:cNvGraphicFramePr>
@@ -38670,7 +38467,7 @@
               <a:graphicData uri="http://schemas.openxmlformats.org/drawingml/2006/picture">
                 <pic:pic xmlns:pic="http://schemas.openxmlformats.org/drawingml/2006/picture">
                   <pic:nvPicPr>
-                    <pic:cNvPr id="0" name="Picture 74"/>
+                    <pic:cNvPr id="0" name="Picture 108"/>
                     <pic:cNvPicPr>
                       <a:picLocks noChangeAspect="1" noChangeArrowheads="1"/>
                     </pic:cNvPicPr>
@@ -38691,7 +38488,7 @@
                   <pic:spPr bwMode="auto">
                     <a:xfrm>
                       <a:off x="0" y="0"/>
-                      <a:ext cx="3224291" cy="2650734"/>
+                      <a:ext cx="3230184" cy="2655579"/>
                     </a:xfrm>
                     <a:prstGeom prst="rect">
                       <a:avLst/>
@@ -38715,10 +38512,10 @@
           <w:noProof/>
         </w:rPr>
         <w:drawing>
-          <wp:inline distT="0" distB="0" distL="0" distR="0" wp14:anchorId="4BD4EDAD" wp14:editId="25BA130D">
-            <wp:extent cx="3216275" cy="2644144"/>
-            <wp:effectExtent l="0" t="0" r="3175" b="3810"/>
-            <wp:docPr id="133136135" name="Picture 40"/>
+          <wp:inline distT="0" distB="0" distL="0" distR="0" wp14:anchorId="44883C0F" wp14:editId="75748254">
+            <wp:extent cx="3245236" cy="2667953"/>
+            <wp:effectExtent l="0" t="0" r="0" b="0"/>
+            <wp:docPr id="1594628479" name="Picture 58"/>
             <wp:cNvGraphicFramePr>
               <a:graphicFrameLocks xmlns:a="http://schemas.openxmlformats.org/drawingml/2006/main" noChangeAspect="1"/>
             </wp:cNvGraphicFramePr>
@@ -38726,7 +38523,7 @@
               <a:graphicData uri="http://schemas.openxmlformats.org/drawingml/2006/picture">
                 <pic:pic xmlns:pic="http://schemas.openxmlformats.org/drawingml/2006/picture">
                   <pic:nvPicPr>
-                    <pic:cNvPr id="0" name="Picture 76"/>
+                    <pic:cNvPr id="0" name="Picture 110"/>
                     <pic:cNvPicPr>
                       <a:picLocks noChangeAspect="1" noChangeArrowheads="1"/>
                     </pic:cNvPicPr>
@@ -38747,7 +38544,7 @@
                   <pic:spPr bwMode="auto">
                     <a:xfrm>
                       <a:off x="0" y="0"/>
-                      <a:ext cx="3224701" cy="2651071"/>
+                      <a:ext cx="3257926" cy="2678385"/>
                     </a:xfrm>
                     <a:prstGeom prst="rect">
                       <a:avLst/>
@@ -38891,7 +38688,6 @@
         </w:rPr>
         <w:t xml:space="preserve">Сравнение </w:t>
       </w:r>
-      <w:proofErr w:type="spellStart"/>
       <w:r>
         <w:rPr>
           <w:highlight w:val="yellow"/>
@@ -38899,7 +38695,6 @@
         </w:rPr>
         <w:t>OrthoGeoLoRA</w:t>
       </w:r>
-      <w:proofErr w:type="spellEnd"/>
       <w:r>
         <w:rPr>
           <w:highlight w:val="yellow"/>
@@ -39313,26 +39108,6 @@
     </w:p>
     <w:p>
       <w:pPr>
-        <w:spacing w:after="0" w:line="360" w:lineRule="auto"/>
-        <w:ind w:firstLine="706"/>
-        <w:jc w:val="both"/>
-        <w:rPr>
-          <w:rFonts w:ascii="Times New Roman" w:hAnsi="Times New Roman" w:cs="Times New Roman"/>
-          <w:sz w:val="24"/>
-          <w:szCs w:val="24"/>
-        </w:rPr>
-      </w:pPr>
-      <w:r>
-        <w:rPr>
-          <w:rFonts w:ascii="Times New Roman" w:hAnsi="Times New Roman" w:cs="Times New Roman"/>
-          <w:sz w:val="24"/>
-          <w:szCs w:val="24"/>
-        </w:rPr>
-        <w:t>Общие выводы:</w:t>
-      </w:r>
-    </w:p>
-    <w:p>
-      <w:pPr>
         <w:pStyle w:val="ListParagraph"/>
         <w:numPr>
           <w:ilvl w:val="0"/>
@@ -39355,7 +39130,6 @@
         </w:rPr>
         <w:t xml:space="preserve">При дообучении методами </w:t>
       </w:r>
-      <w:proofErr w:type="spellStart"/>
       <w:r>
         <w:rPr>
           <w:rFonts w:ascii="Times New Roman" w:hAnsi="Times New Roman" w:cs="Times New Roman"/>
@@ -39365,7 +39139,6 @@
         </w:rPr>
         <w:t>LoRA</w:t>
       </w:r>
-      <w:proofErr w:type="spellEnd"/>
       <w:r>
         <w:rPr>
           <w:rFonts w:ascii="Times New Roman" w:hAnsi="Times New Roman" w:cs="Times New Roman"/>
@@ -39374,7 +39147,6 @@
         </w:rPr>
         <w:t xml:space="preserve"> и </w:t>
       </w:r>
-      <w:proofErr w:type="spellStart"/>
       <w:r>
         <w:rPr>
           <w:rFonts w:ascii="Times New Roman" w:hAnsi="Times New Roman" w:cs="Times New Roman"/>
@@ -39384,7 +39156,6 @@
         </w:rPr>
         <w:t>QLoRA</w:t>
       </w:r>
-      <w:proofErr w:type="spellEnd"/>
       <w:r>
         <w:rPr>
           <w:rFonts w:ascii="Times New Roman" w:hAnsi="Times New Roman" w:cs="Times New Roman"/>
@@ -39409,7 +39180,6 @@
         </w:rPr>
         <w:t xml:space="preserve"> </w:t>
       </w:r>
-      <w:proofErr w:type="spellStart"/>
       <w:r>
         <w:rPr>
           <w:rFonts w:ascii="Times New Roman" w:hAnsi="Times New Roman" w:cs="Times New Roman"/>
@@ -39419,7 +39189,6 @@
         </w:rPr>
         <w:t>QLoRA</w:t>
       </w:r>
-      <w:proofErr w:type="spellEnd"/>
       <w:r>
         <w:rPr>
           <w:rFonts w:ascii="Times New Roman" w:hAnsi="Times New Roman" w:cs="Times New Roman"/>
@@ -39606,6 +39375,7 @@
           <w:numId w:val="28"/>
         </w:numPr>
         <w:spacing w:after="0" w:line="360" w:lineRule="auto"/>
+        <w:ind w:left="360"/>
         <w:jc w:val="both"/>
         <w:rPr>
           <w:rFonts w:ascii="Times New Roman" w:hAnsi="Times New Roman" w:cs="Times New Roman"/>
@@ -40260,7 +40030,6 @@
           <w:szCs w:val="24"/>
         </w:rPr>
       </w:pPr>
-      <w:proofErr w:type="spellStart"/>
       <w:r>
         <w:rPr>
           <w:rFonts w:ascii="Times New Roman" w:hAnsi="Times New Roman" w:cs="Times New Roman"/>
@@ -40270,7 +40039,6 @@
         </w:rPr>
         <w:t>OrthoGeoLoRA</w:t>
       </w:r>
-      <w:proofErr w:type="spellEnd"/>
       <w:r>
         <w:rPr>
           <w:rFonts w:ascii="Times New Roman" w:hAnsi="Times New Roman" w:cs="Times New Roman"/>
@@ -40329,7 +40097,6 @@
         </w:rPr>
         <w:t xml:space="preserve">На малых данных хорошо работает </w:t>
       </w:r>
-      <w:proofErr w:type="spellStart"/>
       <w:r>
         <w:rPr>
           <w:rFonts w:ascii="Times New Roman" w:hAnsi="Times New Roman" w:cs="Times New Roman"/>
@@ -40339,7 +40106,6 @@
         </w:rPr>
         <w:t>OrthoGeoLoRA</w:t>
       </w:r>
-      <w:proofErr w:type="spellEnd"/>
       <w:r>
         <w:rPr>
           <w:rFonts w:ascii="Times New Roman" w:hAnsi="Times New Roman" w:cs="Times New Roman"/>
@@ -40372,6 +40138,40 @@
           <w:szCs w:val="24"/>
         </w:rPr>
         <w:t>, но долго</w:t>
+      </w:r>
+      <w:r>
+        <w:rPr>
+          <w:rFonts w:ascii="Times New Roman" w:hAnsi="Times New Roman" w:cs="Times New Roman"/>
+          <w:sz w:val="24"/>
+          <w:szCs w:val="24"/>
+        </w:rPr>
+        <w:t xml:space="preserve">. Экономнее по </w:t>
+      </w:r>
+      <w:r>
+        <w:rPr>
+          <w:rFonts w:ascii="Times New Roman" w:hAnsi="Times New Roman" w:cs="Times New Roman"/>
+          <w:sz w:val="24"/>
+          <w:szCs w:val="24"/>
+          <w:lang w:val="en-US"/>
+        </w:rPr>
+        <w:t>GPU</w:t>
+      </w:r>
+      <w:r>
+        <w:rPr>
+          <w:rFonts w:ascii="Times New Roman" w:hAnsi="Times New Roman" w:cs="Times New Roman"/>
+          <w:sz w:val="24"/>
+          <w:szCs w:val="24"/>
+        </w:rPr>
+        <w:t xml:space="preserve">, чем </w:t>
+      </w:r>
+      <w:r>
+        <w:rPr>
+          <w:rFonts w:ascii="Times New Roman" w:hAnsi="Times New Roman" w:cs="Times New Roman"/>
+          <w:sz w:val="24"/>
+          <w:szCs w:val="24"/>
+          <w:lang w:val="en-US"/>
+        </w:rPr>
+        <w:t>LoRA</w:t>
       </w:r>
     </w:p>
     <w:p>
@@ -40680,7 +40480,7 @@
           </mc:Choice>
           <mc:Fallback>
             <w:pict>
-              <v:shapetype w14:anchorId="6FB168DD" id="_x0000_t32" coordsize="21600,21600" o:spt="32" o:oned="t" path="m,l21600,21600e" filled="f">
+              <v:shapetype w14:anchorId="686C9EC2" id="_x0000_t32" coordsize="21600,21600" o:spt="32" o:oned="t" path="m,l21600,21600e" filled="f">
                 <v:path arrowok="t" fillok="f" o:connecttype="none"/>
                 <o:lock v:ext="edit" shapetype="t"/>
               </v:shapetype>
@@ -40762,7 +40562,7 @@
           </mc:Choice>
           <mc:Fallback>
             <w:pict>
-              <v:shape w14:anchorId="5FB49C28" id="Straight Arrow Connector 49" o:spid="_x0000_s1026" type="#_x0000_t32" style="position:absolute;margin-left:37.85pt;margin-top:178.9pt;width:289.15pt;height:99.35pt;flip:x;z-index:251669504;visibility:visible;mso-wrap-style:square;mso-width-percent:0;mso-height-percent:0;mso-wrap-distance-left:9pt;mso-wrap-distance-top:0;mso-wrap-distance-right:9pt;mso-wrap-distance-bottom:0;mso-position-horizontal:absolute;mso-position-horizontal-relative:text;mso-position-vertical:absolute;mso-position-vertical-relative:text;mso-width-percent:0;mso-height-percent:0;mso-width-relative:margin;mso-height-relative:margin" o:gfxdata="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" strokecolor="#66f" strokeweight="1pt">
+              <v:shape w14:anchorId="3EEE7FE6" id="Straight Arrow Connector 49" o:spid="_x0000_s1026" type="#_x0000_t32" style="position:absolute;margin-left:37.85pt;margin-top:178.9pt;width:289.15pt;height:99.35pt;flip:x;z-index:251669504;visibility:visible;mso-wrap-style:square;mso-width-percent:0;mso-height-percent:0;mso-wrap-distance-left:9pt;mso-wrap-distance-top:0;mso-wrap-distance-right:9pt;mso-wrap-distance-bottom:0;mso-position-horizontal:absolute;mso-position-horizontal-relative:text;mso-position-vertical:absolute;mso-position-vertical-relative:text;mso-width-percent:0;mso-height-percent:0;mso-width-relative:margin;mso-height-relative:margin" o:gfxdata="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" strokecolor="#66f" strokeweight="1pt">
                 <v:stroke endarrow="block" joinstyle="miter"/>
               </v:shape>
             </w:pict>
@@ -41353,7 +41153,7 @@
                 </mc:Choice>
                 <mc:Fallback>
                   <w:pict>
-                    <v:line w14:anchorId="2DFF7DFA" id="Straight Connector 56" o:spid="_x0000_s1026" style="position:absolute;flip:x y;z-index:251672576;visibility:visible;mso-wrap-style:square;mso-wrap-distance-left:9pt;mso-wrap-distance-top:0;mso-wrap-distance-right:9pt;mso-wrap-distance-bottom:0;mso-position-horizontal:absolute;mso-position-horizontal-relative:text;mso-position-vertical:absolute;mso-position-vertical-relative:text" from="-7.1pt,-5.85pt" to="59.7pt,52.35pt" o:gfxdata="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" strokecolor="black [3200]" strokeweight=".5pt">
+                    <v:line w14:anchorId="55395736" id="Straight Connector 56" o:spid="_x0000_s1026" style="position:absolute;flip:x y;z-index:251672576;visibility:visible;mso-wrap-style:square;mso-wrap-distance-left:9pt;mso-wrap-distance-top:0;mso-wrap-distance-right:9pt;mso-wrap-distance-bottom:0;mso-position-horizontal:absolute;mso-position-horizontal-relative:text;mso-position-vertical:absolute;mso-position-vertical-relative:text" from="-7.1pt,-5.85pt" to="59.7pt,52.35pt" o:gfxdata="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" strokecolor="black [3200]" strokeweight=".5pt">
                       <v:stroke joinstyle="miter"/>
                     </v:line>
                   </w:pict>
@@ -41652,9 +41452,8 @@
                 <w:szCs w:val="20"/>
                 <w:lang w:val="en-US"/>
               </w:rPr>
-              <w:t xml:space="preserve">Qw3, </w:t>
-            </w:r>
-            <w:proofErr w:type="spellStart"/>
+              <w:t xml:space="preserve">Qw3, OGLoRA, </w:t>
+            </w:r>
             <w:r>
               <w:rPr>
                 <w:rFonts w:ascii="Times New Roman" w:hAnsi="Times New Roman" w:cs="Times New Roman"/>
@@ -41662,29 +41461,8 @@
                 <w:szCs w:val="20"/>
                 <w:lang w:val="en-US"/>
               </w:rPr>
-              <w:t>OGLoRA</w:t>
-            </w:r>
-            <w:proofErr w:type="spellEnd"/>
-            <w:r>
-              <w:rPr>
-                <w:rFonts w:ascii="Times New Roman" w:hAnsi="Times New Roman" w:cs="Times New Roman"/>
-                <w:sz w:val="20"/>
-                <w:szCs w:val="20"/>
-                <w:lang w:val="en-US"/>
-              </w:rPr>
-              <w:t xml:space="preserve">, </w:t>
-            </w:r>
-            <w:proofErr w:type="spellStart"/>
-            <w:r>
-              <w:rPr>
-                <w:rFonts w:ascii="Times New Roman" w:hAnsi="Times New Roman" w:cs="Times New Roman"/>
-                <w:sz w:val="20"/>
-                <w:szCs w:val="20"/>
-                <w:lang w:val="en-US"/>
-              </w:rPr>
               <w:t>q+k+v+o</w:t>
             </w:r>
-            <w:proofErr w:type="spellEnd"/>
             <w:r>
               <w:rPr>
                 <w:rFonts w:ascii="Times New Roman" w:hAnsi="Times New Roman" w:cs="Times New Roman"/>
@@ -41774,7 +41552,6 @@
               </w:rPr>
               <w:t xml:space="preserve">Qw3, </w:t>
             </w:r>
-            <w:proofErr w:type="spellStart"/>
             <w:r>
               <w:rPr>
                 <w:rFonts w:ascii="Times New Roman" w:hAnsi="Times New Roman" w:cs="Times New Roman"/>
@@ -41793,7 +41570,6 @@
               </w:rPr>
               <w:t>LoRA</w:t>
             </w:r>
-            <w:proofErr w:type="spellEnd"/>
             <w:r>
               <w:rPr>
                 <w:rFonts w:ascii="Times New Roman" w:hAnsi="Times New Roman" w:cs="Times New Roman"/>
@@ -41810,9 +41586,8 @@
                 <w:szCs w:val="20"/>
                 <w:lang w:val="en-US"/>
               </w:rPr>
-              <w:t xml:space="preserve">, </w:t>
-            </w:r>
-            <w:proofErr w:type="spellStart"/>
+              <w:t>, q+</w:t>
+            </w:r>
             <w:r>
               <w:rPr>
                 <w:rFonts w:ascii="Times New Roman" w:hAnsi="Times New Roman" w:cs="Times New Roman"/>
@@ -41820,7 +41595,7 @@
                 <w:szCs w:val="20"/>
                 <w:lang w:val="en-US"/>
               </w:rPr>
-              <w:t>q+</w:t>
+              <w:t>k+</w:t>
             </w:r>
             <w:r>
               <w:rPr>
@@ -41829,7 +41604,7 @@
                 <w:szCs w:val="20"/>
                 <w:lang w:val="en-US"/>
               </w:rPr>
-              <w:t>k+</w:t>
+              <w:t>v</w:t>
             </w:r>
             <w:r>
               <w:rPr>
@@ -41838,18 +41613,8 @@
                 <w:szCs w:val="20"/>
                 <w:lang w:val="en-US"/>
               </w:rPr>
-              <w:t>v</w:t>
-            </w:r>
-            <w:r>
-              <w:rPr>
-                <w:rFonts w:ascii="Times New Roman" w:hAnsi="Times New Roman" w:cs="Times New Roman"/>
-                <w:sz w:val="20"/>
-                <w:szCs w:val="20"/>
-                <w:lang w:val="en-US"/>
-              </w:rPr>
               <w:t>+o</w:t>
             </w:r>
-            <w:proofErr w:type="spellEnd"/>
             <w:r>
               <w:rPr>
                 <w:rFonts w:ascii="Times New Roman" w:hAnsi="Times New Roman" w:cs="Times New Roman"/>
@@ -42018,47 +41783,7 @@
                 <w:szCs w:val="20"/>
                 <w:lang w:val="en-US"/>
               </w:rPr>
-              <w:t xml:space="preserve">Qw3, </w:t>
-            </w:r>
-            <w:proofErr w:type="spellStart"/>
-            <w:r>
-              <w:rPr>
-                <w:rFonts w:ascii="Times New Roman" w:hAnsi="Times New Roman" w:cs="Times New Roman"/>
-                <w:sz w:val="20"/>
-                <w:szCs w:val="20"/>
-                <w:lang w:val="en-US"/>
-              </w:rPr>
-              <w:t>OGLoRA</w:t>
-            </w:r>
-            <w:proofErr w:type="spellEnd"/>
-            <w:r>
-              <w:rPr>
-                <w:rFonts w:ascii="Times New Roman" w:hAnsi="Times New Roman" w:cs="Times New Roman"/>
-                <w:sz w:val="20"/>
-                <w:szCs w:val="20"/>
-                <w:lang w:val="en-US"/>
-              </w:rPr>
-              <w:t xml:space="preserve">, </w:t>
-            </w:r>
-            <w:proofErr w:type="spellStart"/>
-            <w:r>
-              <w:rPr>
-                <w:rFonts w:ascii="Times New Roman" w:hAnsi="Times New Roman" w:cs="Times New Roman"/>
-                <w:sz w:val="20"/>
-                <w:szCs w:val="20"/>
-                <w:lang w:val="en-US"/>
-              </w:rPr>
-              <w:t>q+v</w:t>
-            </w:r>
-            <w:proofErr w:type="spellEnd"/>
-            <w:r>
-              <w:rPr>
-                <w:rFonts w:ascii="Times New Roman" w:hAnsi="Times New Roman" w:cs="Times New Roman"/>
-                <w:sz w:val="20"/>
-                <w:szCs w:val="20"/>
-                <w:lang w:val="en-US"/>
-              </w:rPr>
-              <w:t>, r=</w:t>
+              <w:t>Qw3, OGLoRA, q+v, r=</w:t>
             </w:r>
             <w:r>
               <w:rPr>
@@ -42704,7 +42429,7 @@
                 </mc:Choice>
                 <mc:Fallback>
                   <w:pict>
-                    <v:line w14:anchorId="7BD5FF00" id="Straight Connector 55" o:spid="_x0000_s1026" style="position:absolute;z-index:251671552;visibility:visible;mso-wrap-style:square;mso-wrap-distance-left:9pt;mso-wrap-distance-top:0;mso-wrap-distance-right:9pt;mso-wrap-distance-bottom:0;mso-position-horizontal:absolute;mso-position-horizontal-relative:text;mso-position-vertical:absolute;mso-position-vertical-relative:text" from="-7.65pt,-5.5pt" to="58.6pt,52.1pt" o:gfxdata="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" strokecolor="black [3200]" strokeweight=".5pt">
+                    <v:line w14:anchorId="51A33744" id="Straight Connector 55" o:spid="_x0000_s1026" style="position:absolute;z-index:251671552;visibility:visible;mso-wrap-style:square;mso-wrap-distance-left:9pt;mso-wrap-distance-top:0;mso-wrap-distance-right:9pt;mso-wrap-distance-bottom:0;mso-position-horizontal:absolute;mso-position-horizontal-relative:text;mso-position-vertical:absolute;mso-position-vertical-relative:text" from="-7.65pt,-5.5pt" to="58.6pt,52.1pt" o:gfxdata="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" strokecolor="black [3200]" strokeweight=".5pt">
                       <v:stroke joinstyle="miter"/>
                     </v:line>
                   </w:pict>
@@ -42994,9 +42719,8 @@
                 <w:szCs w:val="20"/>
                 <w:lang w:val="en-US"/>
               </w:rPr>
-              <w:t xml:space="preserve">Qw3, </w:t>
-            </w:r>
-            <w:proofErr w:type="spellStart"/>
+              <w:t>Qw3, OGLoRA, q+</w:t>
+            </w:r>
             <w:r>
               <w:rPr>
                 <w:rFonts w:ascii="Times New Roman" w:hAnsi="Times New Roman" w:cs="Times New Roman"/>
@@ -43004,38 +42728,8 @@
                 <w:szCs w:val="20"/>
                 <w:lang w:val="en-US"/>
               </w:rPr>
-              <w:t>OGLoRA</w:t>
-            </w:r>
-            <w:proofErr w:type="spellEnd"/>
-            <w:r>
-              <w:rPr>
-                <w:rFonts w:ascii="Times New Roman" w:hAnsi="Times New Roman" w:cs="Times New Roman"/>
-                <w:sz w:val="20"/>
-                <w:szCs w:val="20"/>
-                <w:lang w:val="en-US"/>
-              </w:rPr>
-              <w:t xml:space="preserve">, </w:t>
-            </w:r>
-            <w:proofErr w:type="spellStart"/>
-            <w:r>
-              <w:rPr>
-                <w:rFonts w:ascii="Times New Roman" w:hAnsi="Times New Roman" w:cs="Times New Roman"/>
-                <w:sz w:val="20"/>
-                <w:szCs w:val="20"/>
-                <w:lang w:val="en-US"/>
-              </w:rPr>
-              <w:t>q+</w:t>
-            </w:r>
-            <w:r>
-              <w:rPr>
-                <w:rFonts w:ascii="Times New Roman" w:hAnsi="Times New Roman" w:cs="Times New Roman"/>
-                <w:sz w:val="20"/>
-                <w:szCs w:val="20"/>
-                <w:lang w:val="en-US"/>
-              </w:rPr>
               <w:t>v</w:t>
             </w:r>
-            <w:proofErr w:type="spellEnd"/>
             <w:r>
               <w:rPr>
                 <w:rFonts w:ascii="Times New Roman" w:hAnsi="Times New Roman" w:cs="Times New Roman"/>
@@ -43166,47 +42860,7 @@
                 <w:szCs w:val="20"/>
                 <w:lang w:val="en-US"/>
               </w:rPr>
-              <w:t xml:space="preserve">, </w:t>
-            </w:r>
-            <w:proofErr w:type="spellStart"/>
-            <w:r>
-              <w:rPr>
-                <w:rFonts w:ascii="Times New Roman" w:hAnsi="Times New Roman" w:cs="Times New Roman"/>
-                <w:sz w:val="20"/>
-                <w:szCs w:val="20"/>
-                <w:lang w:val="en-US"/>
-              </w:rPr>
-              <w:t>LoRA</w:t>
-            </w:r>
-            <w:proofErr w:type="spellEnd"/>
-            <w:r>
-              <w:rPr>
-                <w:rFonts w:ascii="Times New Roman" w:hAnsi="Times New Roman" w:cs="Times New Roman"/>
-                <w:sz w:val="20"/>
-                <w:szCs w:val="20"/>
-                <w:lang w:val="en-US"/>
-              </w:rPr>
-              <w:t xml:space="preserve">, </w:t>
-            </w:r>
-            <w:proofErr w:type="spellStart"/>
-            <w:r>
-              <w:rPr>
-                <w:rFonts w:ascii="Times New Roman" w:hAnsi="Times New Roman" w:cs="Times New Roman"/>
-                <w:sz w:val="20"/>
-                <w:szCs w:val="20"/>
-                <w:lang w:val="en-US"/>
-              </w:rPr>
-              <w:t>q+v</w:t>
-            </w:r>
-            <w:proofErr w:type="spellEnd"/>
-            <w:r>
-              <w:rPr>
-                <w:rFonts w:ascii="Times New Roman" w:hAnsi="Times New Roman" w:cs="Times New Roman"/>
-                <w:sz w:val="20"/>
-                <w:szCs w:val="20"/>
-                <w:lang w:val="en-US"/>
-              </w:rPr>
-              <w:t>, r=</w:t>
+              <w:t>, LoRA, q+v, r=</w:t>
             </w:r>
             <w:r>
               <w:rPr>
@@ -43334,9 +42988,8 @@
                 <w:szCs w:val="20"/>
                 <w:lang w:val="en-US"/>
               </w:rPr>
-              <w:t xml:space="preserve">Qw3, </w:t>
-            </w:r>
-            <w:proofErr w:type="spellStart"/>
+              <w:t>Qw3, OGLoRA, q+</w:t>
+            </w:r>
             <w:r>
               <w:rPr>
                 <w:rFonts w:ascii="Times New Roman" w:hAnsi="Times New Roman" w:cs="Times New Roman"/>
@@ -43344,38 +42997,8 @@
                 <w:szCs w:val="20"/>
                 <w:lang w:val="en-US"/>
               </w:rPr>
-              <w:t>OGLoRA</w:t>
-            </w:r>
-            <w:proofErr w:type="spellEnd"/>
-            <w:r>
-              <w:rPr>
-                <w:rFonts w:ascii="Times New Roman" w:hAnsi="Times New Roman" w:cs="Times New Roman"/>
-                <w:sz w:val="20"/>
-                <w:szCs w:val="20"/>
-                <w:lang w:val="en-US"/>
-              </w:rPr>
-              <w:t xml:space="preserve">, </w:t>
-            </w:r>
-            <w:proofErr w:type="spellStart"/>
-            <w:r>
-              <w:rPr>
-                <w:rFonts w:ascii="Times New Roman" w:hAnsi="Times New Roman" w:cs="Times New Roman"/>
-                <w:sz w:val="20"/>
-                <w:szCs w:val="20"/>
-                <w:lang w:val="en-US"/>
-              </w:rPr>
-              <w:t>q+</w:t>
-            </w:r>
-            <w:r>
-              <w:rPr>
-                <w:rFonts w:ascii="Times New Roman" w:hAnsi="Times New Roman" w:cs="Times New Roman"/>
-                <w:sz w:val="20"/>
-                <w:szCs w:val="20"/>
-                <w:lang w:val="en-US"/>
-              </w:rPr>
               <w:t>v</w:t>
             </w:r>
-            <w:proofErr w:type="spellEnd"/>
             <w:r>
               <w:rPr>
                 <w:rFonts w:ascii="Times New Roman" w:hAnsi="Times New Roman" w:cs="Times New Roman"/>
@@ -43456,47 +43079,7 @@
                 <w:szCs w:val="20"/>
                 <w:lang w:val="en-US"/>
               </w:rPr>
-              <w:t xml:space="preserve">Qw3, </w:t>
-            </w:r>
-            <w:proofErr w:type="spellStart"/>
-            <w:r>
-              <w:rPr>
-                <w:rFonts w:ascii="Times New Roman" w:hAnsi="Times New Roman" w:cs="Times New Roman"/>
-                <w:sz w:val="20"/>
-                <w:szCs w:val="20"/>
-                <w:lang w:val="en-US"/>
-              </w:rPr>
-              <w:t>QLoRA</w:t>
-            </w:r>
-            <w:proofErr w:type="spellEnd"/>
-            <w:r>
-              <w:rPr>
-                <w:rFonts w:ascii="Times New Roman" w:hAnsi="Times New Roman" w:cs="Times New Roman"/>
-                <w:sz w:val="20"/>
-                <w:szCs w:val="20"/>
-                <w:lang w:val="en-US"/>
-              </w:rPr>
-              <w:t xml:space="preserve"> nf4, </w:t>
-            </w:r>
-            <w:proofErr w:type="spellStart"/>
-            <w:r>
-              <w:rPr>
-                <w:rFonts w:ascii="Times New Roman" w:hAnsi="Times New Roman" w:cs="Times New Roman"/>
-                <w:sz w:val="20"/>
-                <w:szCs w:val="20"/>
-                <w:lang w:val="en-US"/>
-              </w:rPr>
-              <w:t>q+k+v+o</w:t>
-            </w:r>
-            <w:proofErr w:type="spellEnd"/>
-            <w:r>
-              <w:rPr>
-                <w:rFonts w:ascii="Times New Roman" w:hAnsi="Times New Roman" w:cs="Times New Roman"/>
-                <w:sz w:val="20"/>
-                <w:szCs w:val="20"/>
-                <w:lang w:val="en-US"/>
-              </w:rPr>
-              <w:t>, r=</w:t>
+              <w:t>Qw3, QLoRA nf4, q+k+v+o, r=</w:t>
             </w:r>
             <w:r>
               <w:rPr>
@@ -44062,7 +43645,7 @@
                 </mc:Choice>
                 <mc:Fallback>
                   <w:pict>
-                    <v:line w14:anchorId="4489DA2B" id="Straight Connector 55" o:spid="_x0000_s1026" style="position:absolute;z-index:251674624;visibility:visible;mso-wrap-style:square;mso-wrap-distance-left:9pt;mso-wrap-distance-top:0;mso-wrap-distance-right:9pt;mso-wrap-distance-bottom:0;mso-position-horizontal:absolute;mso-position-horizontal-relative:text;mso-position-vertical:absolute;mso-position-vertical-relative:text" from="-7.65pt,-5.5pt" to="58.6pt,52.1pt" o:gfxdata="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" strokecolor="black [3200]" strokeweight=".5pt">
+                    <v:line w14:anchorId="04B7D08E" id="Straight Connector 55" o:spid="_x0000_s1026" style="position:absolute;z-index:251674624;visibility:visible;mso-wrap-style:square;mso-wrap-distance-left:9pt;mso-wrap-distance-top:0;mso-wrap-distance-right:9pt;mso-wrap-distance-bottom:0;mso-position-horizontal:absolute;mso-position-horizontal-relative:text;mso-position-vertical:absolute;mso-position-vertical-relative:text" from="-7.65pt,-5.5pt" to="58.6pt,52.1pt" o:gfxdata="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" strokecolor="black [3200]" strokeweight=".5pt">
                       <v:stroke joinstyle="miter"/>
                     </v:line>
                   </w:pict>
@@ -44509,47 +44092,7 @@
                 <w:szCs w:val="20"/>
                 <w:lang w:val="en-US"/>
               </w:rPr>
-              <w:t xml:space="preserve">Qw3, </w:t>
-            </w:r>
-            <w:proofErr w:type="spellStart"/>
-            <w:r>
-              <w:rPr>
-                <w:rFonts w:ascii="Times New Roman" w:hAnsi="Times New Roman" w:cs="Times New Roman"/>
-                <w:sz w:val="20"/>
-                <w:szCs w:val="20"/>
-                <w:lang w:val="en-US"/>
-              </w:rPr>
-              <w:t>OGLoRA</w:t>
-            </w:r>
-            <w:proofErr w:type="spellEnd"/>
-            <w:r>
-              <w:rPr>
-                <w:rFonts w:ascii="Times New Roman" w:hAnsi="Times New Roman" w:cs="Times New Roman"/>
-                <w:sz w:val="20"/>
-                <w:szCs w:val="20"/>
-                <w:lang w:val="en-US"/>
-              </w:rPr>
-              <w:t xml:space="preserve">, </w:t>
-            </w:r>
-            <w:proofErr w:type="spellStart"/>
-            <w:r>
-              <w:rPr>
-                <w:rFonts w:ascii="Times New Roman" w:hAnsi="Times New Roman" w:cs="Times New Roman"/>
-                <w:sz w:val="20"/>
-                <w:szCs w:val="20"/>
-                <w:lang w:val="en-US"/>
-              </w:rPr>
-              <w:t>q+v</w:t>
-            </w:r>
-            <w:proofErr w:type="spellEnd"/>
-            <w:r>
-              <w:rPr>
-                <w:rFonts w:ascii="Times New Roman" w:hAnsi="Times New Roman" w:cs="Times New Roman"/>
-                <w:sz w:val="20"/>
-                <w:szCs w:val="20"/>
-                <w:lang w:val="en-US"/>
-              </w:rPr>
-              <w:t>, r=</w:t>
+              <w:t>Qw3, OGLoRA, q+v, r=</w:t>
             </w:r>
             <w:r>
               <w:rPr>
@@ -44637,47 +44180,7 @@
                 <w:szCs w:val="20"/>
                 <w:lang w:val="en-US"/>
               </w:rPr>
-              <w:t xml:space="preserve">, </w:t>
-            </w:r>
-            <w:proofErr w:type="spellStart"/>
-            <w:r>
-              <w:rPr>
-                <w:rFonts w:ascii="Times New Roman" w:hAnsi="Times New Roman" w:cs="Times New Roman"/>
-                <w:sz w:val="20"/>
-                <w:szCs w:val="20"/>
-                <w:lang w:val="en-US"/>
-              </w:rPr>
-              <w:t>LoRA</w:t>
-            </w:r>
-            <w:proofErr w:type="spellEnd"/>
-            <w:r>
-              <w:rPr>
-                <w:rFonts w:ascii="Times New Roman" w:hAnsi="Times New Roman" w:cs="Times New Roman"/>
-                <w:sz w:val="20"/>
-                <w:szCs w:val="20"/>
-                <w:lang w:val="en-US"/>
-              </w:rPr>
-              <w:t xml:space="preserve">, </w:t>
-            </w:r>
-            <w:proofErr w:type="spellStart"/>
-            <w:r>
-              <w:rPr>
-                <w:rFonts w:ascii="Times New Roman" w:hAnsi="Times New Roman" w:cs="Times New Roman"/>
-                <w:sz w:val="20"/>
-                <w:szCs w:val="20"/>
-                <w:lang w:val="en-US"/>
-              </w:rPr>
-              <w:t>q+k+v+o</w:t>
-            </w:r>
-            <w:proofErr w:type="spellEnd"/>
-            <w:r>
-              <w:rPr>
-                <w:rFonts w:ascii="Times New Roman" w:hAnsi="Times New Roman" w:cs="Times New Roman"/>
-                <w:sz w:val="20"/>
-                <w:szCs w:val="20"/>
-                <w:lang w:val="en-US"/>
-              </w:rPr>
-              <w:t>, r=</w:t>
+              <w:t>, LoRA, q+k+v+o, r=</w:t>
             </w:r>
             <w:r>
               <w:rPr>
@@ -44749,9 +44252,8 @@
                 <w:szCs w:val="20"/>
                 <w:lang w:val="en-US"/>
               </w:rPr>
-              <w:t xml:space="preserve">Qw2.5, </w:t>
-            </w:r>
-            <w:proofErr w:type="spellStart"/>
+              <w:t>Qw2.5, LoRA, q+</w:t>
+            </w:r>
             <w:r>
               <w:rPr>
                 <w:rFonts w:ascii="Times New Roman" w:hAnsi="Times New Roman" w:cs="Times New Roman"/>
@@ -44759,38 +44261,8 @@
                 <w:szCs w:val="20"/>
                 <w:lang w:val="en-US"/>
               </w:rPr>
-              <w:t>LoRA</w:t>
-            </w:r>
-            <w:proofErr w:type="spellEnd"/>
-            <w:r>
-              <w:rPr>
-                <w:rFonts w:ascii="Times New Roman" w:hAnsi="Times New Roman" w:cs="Times New Roman"/>
-                <w:sz w:val="20"/>
-                <w:szCs w:val="20"/>
-                <w:lang w:val="en-US"/>
-              </w:rPr>
-              <w:t xml:space="preserve">, </w:t>
-            </w:r>
-            <w:proofErr w:type="spellStart"/>
-            <w:r>
-              <w:rPr>
-                <w:rFonts w:ascii="Times New Roman" w:hAnsi="Times New Roman" w:cs="Times New Roman"/>
-                <w:sz w:val="20"/>
-                <w:szCs w:val="20"/>
-                <w:lang w:val="en-US"/>
-              </w:rPr>
-              <w:t>q+</w:t>
-            </w:r>
-            <w:r>
-              <w:rPr>
-                <w:rFonts w:ascii="Times New Roman" w:hAnsi="Times New Roman" w:cs="Times New Roman"/>
-                <w:sz w:val="20"/>
-                <w:szCs w:val="20"/>
-                <w:lang w:val="en-US"/>
-              </w:rPr>
               <w:t>k+v+o</w:t>
             </w:r>
-            <w:proofErr w:type="spellEnd"/>
             <w:r>
               <w:rPr>
                 <w:rFonts w:ascii="Times New Roman" w:hAnsi="Times New Roman" w:cs="Times New Roman"/>
@@ -44924,9 +44396,8 @@
                 <w:szCs w:val="20"/>
                 <w:lang w:val="en-US"/>
               </w:rPr>
-              <w:t xml:space="preserve">Qw3, </w:t>
-            </w:r>
-            <w:proofErr w:type="spellStart"/>
+              <w:t>Qw3, OGLoRA, q</w:t>
+            </w:r>
             <w:r>
               <w:rPr>
                 <w:rFonts w:ascii="Times New Roman" w:hAnsi="Times New Roman" w:cs="Times New Roman"/>
@@ -44934,9 +44405,8 @@
                 <w:szCs w:val="20"/>
                 <w:lang w:val="en-US"/>
               </w:rPr>
-              <w:t>OGLoRA</w:t>
-            </w:r>
-            <w:proofErr w:type="spellEnd"/>
+              <w:t>+k</w:t>
+            </w:r>
             <w:r>
               <w:rPr>
                 <w:rFonts w:ascii="Times New Roman" w:hAnsi="Times New Roman" w:cs="Times New Roman"/>
@@ -44944,45 +44414,7 @@
                 <w:szCs w:val="20"/>
                 <w:lang w:val="en-US"/>
               </w:rPr>
-              <w:t xml:space="preserve">, </w:t>
-            </w:r>
-            <w:proofErr w:type="spellStart"/>
-            <w:r>
-              <w:rPr>
-                <w:rFonts w:ascii="Times New Roman" w:hAnsi="Times New Roman" w:cs="Times New Roman"/>
-                <w:sz w:val="20"/>
-                <w:szCs w:val="20"/>
-                <w:lang w:val="en-US"/>
-              </w:rPr>
-              <w:t>q</w:t>
-            </w:r>
-            <w:r>
-              <w:rPr>
-                <w:rFonts w:ascii="Times New Roman" w:hAnsi="Times New Roman" w:cs="Times New Roman"/>
-                <w:sz w:val="20"/>
-                <w:szCs w:val="20"/>
-                <w:lang w:val="en-US"/>
-              </w:rPr>
-              <w:t>+k</w:t>
-            </w:r>
-            <w:r>
-              <w:rPr>
-                <w:rFonts w:ascii="Times New Roman" w:hAnsi="Times New Roman" w:cs="Times New Roman"/>
-                <w:sz w:val="20"/>
-                <w:szCs w:val="20"/>
-                <w:lang w:val="en-US"/>
-              </w:rPr>
-              <w:t>+v</w:t>
-            </w:r>
-            <w:proofErr w:type="spellEnd"/>
-            <w:r>
-              <w:rPr>
-                <w:rFonts w:ascii="Times New Roman" w:hAnsi="Times New Roman" w:cs="Times New Roman"/>
-                <w:sz w:val="20"/>
-                <w:szCs w:val="20"/>
-                <w:lang w:val="en-US"/>
-              </w:rPr>
-              <w:t>, r=</w:t>
+              <w:t>+v, r=</w:t>
             </w:r>
             <w:r>
               <w:rPr>
@@ -45054,9 +44486,8 @@
                 <w:szCs w:val="20"/>
                 <w:lang w:val="en-US"/>
               </w:rPr>
-              <w:t xml:space="preserve">Qw3, </w:t>
-            </w:r>
-            <w:proofErr w:type="spellStart"/>
+              <w:t>Qw3, QLoRA nf4</w:t>
+            </w:r>
             <w:r>
               <w:rPr>
                 <w:rFonts w:ascii="Times New Roman" w:hAnsi="Times New Roman" w:cs="Times New Roman"/>
@@ -45064,9 +44495,8 @@
                 <w:szCs w:val="20"/>
                 <w:lang w:val="en-US"/>
               </w:rPr>
-              <w:t>QLoRA</w:t>
-            </w:r>
-            <w:proofErr w:type="spellEnd"/>
+              <w:t>, fp4</w:t>
+            </w:r>
             <w:r>
               <w:rPr>
                 <w:rFonts w:ascii="Times New Roman" w:hAnsi="Times New Roman" w:cs="Times New Roman"/>
@@ -45074,45 +44504,7 @@
                 <w:szCs w:val="20"/>
                 <w:lang w:val="en-US"/>
               </w:rPr>
-              <w:t xml:space="preserve"> nf4</w:t>
-            </w:r>
-            <w:r>
-              <w:rPr>
-                <w:rFonts w:ascii="Times New Roman" w:hAnsi="Times New Roman" w:cs="Times New Roman"/>
-                <w:sz w:val="20"/>
-                <w:szCs w:val="20"/>
-                <w:lang w:val="en-US"/>
-              </w:rPr>
-              <w:t>, fp4</w:t>
-            </w:r>
-            <w:r>
-              <w:rPr>
-                <w:rFonts w:ascii="Times New Roman" w:hAnsi="Times New Roman" w:cs="Times New Roman"/>
-                <w:sz w:val="20"/>
-                <w:szCs w:val="20"/>
-                <w:lang w:val="en-US"/>
-              </w:rPr>
-              <w:t xml:space="preserve">, </w:t>
-            </w:r>
-            <w:proofErr w:type="spellStart"/>
-            <w:r>
-              <w:rPr>
-                <w:rFonts w:ascii="Times New Roman" w:hAnsi="Times New Roman" w:cs="Times New Roman"/>
-                <w:sz w:val="20"/>
-                <w:szCs w:val="20"/>
-                <w:lang w:val="en-US"/>
-              </w:rPr>
-              <w:t>q+k+v+o</w:t>
-            </w:r>
-            <w:proofErr w:type="spellEnd"/>
-            <w:r>
-              <w:rPr>
-                <w:rFonts w:ascii="Times New Roman" w:hAnsi="Times New Roman" w:cs="Times New Roman"/>
-                <w:sz w:val="20"/>
-                <w:szCs w:val="20"/>
-                <w:lang w:val="en-US"/>
-              </w:rPr>
-              <w:t>, r=</w:t>
+              <w:t>, q+k+v+o, r=</w:t>
             </w:r>
             <w:r>
               <w:rPr>
@@ -45517,7 +44909,7 @@
                 </mc:Choice>
                 <mc:Fallback>
                   <w:pict>
-                    <v:line w14:anchorId="5CBBA44B" id="Straight Connector 55" o:spid="_x0000_s1026" style="position:absolute;z-index:251676672;visibility:visible;mso-wrap-style:square;mso-wrap-distance-left:9pt;mso-wrap-distance-top:0;mso-wrap-distance-right:9pt;mso-wrap-distance-bottom:0;mso-position-horizontal:absolute;mso-position-horizontal-relative:text;mso-position-vertical:absolute;mso-position-vertical-relative:text" from="-7.65pt,-5.5pt" to="58.6pt,52.1pt" o:gfxdata="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" strokecolor="black [3200]" strokeweight=".5pt">
+                    <v:line w14:anchorId="301718BC" id="Straight Connector 55" o:spid="_x0000_s1026" style="position:absolute;z-index:251676672;visibility:visible;mso-wrap-style:square;mso-wrap-distance-left:9pt;mso-wrap-distance-top:0;mso-wrap-distance-right:9pt;mso-wrap-distance-bottom:0;mso-position-horizontal:absolute;mso-position-horizontal-relative:text;mso-position-vertical:absolute;mso-position-vertical-relative:text" from="-7.65pt,-5.5pt" to="58.6pt,52.1pt" o:gfxdata="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" strokecolor="black [3200]" strokeweight=".5pt">
                       <v:stroke joinstyle="miter"/>
                     </v:line>
                   </w:pict>
@@ -46120,47 +45512,7 @@
                 <w:szCs w:val="20"/>
                 <w:lang w:val="en-US"/>
               </w:rPr>
-              <w:t xml:space="preserve">Qw3, </w:t>
-            </w:r>
-            <w:proofErr w:type="spellStart"/>
-            <w:r>
-              <w:rPr>
-                <w:rFonts w:ascii="Times New Roman" w:hAnsi="Times New Roman" w:cs="Times New Roman"/>
-                <w:sz w:val="20"/>
-                <w:szCs w:val="20"/>
-                <w:lang w:val="en-US"/>
-              </w:rPr>
-              <w:t>OGLoRA</w:t>
-            </w:r>
-            <w:proofErr w:type="spellEnd"/>
-            <w:r>
-              <w:rPr>
-                <w:rFonts w:ascii="Times New Roman" w:hAnsi="Times New Roman" w:cs="Times New Roman"/>
-                <w:sz w:val="20"/>
-                <w:szCs w:val="20"/>
-                <w:lang w:val="en-US"/>
-              </w:rPr>
-              <w:t xml:space="preserve">, </w:t>
-            </w:r>
-            <w:proofErr w:type="spellStart"/>
-            <w:r>
-              <w:rPr>
-                <w:rFonts w:ascii="Times New Roman" w:hAnsi="Times New Roman" w:cs="Times New Roman"/>
-                <w:sz w:val="20"/>
-                <w:szCs w:val="20"/>
-                <w:lang w:val="en-US"/>
-              </w:rPr>
-              <w:t>q+v</w:t>
-            </w:r>
-            <w:proofErr w:type="spellEnd"/>
-            <w:r>
-              <w:rPr>
-                <w:rFonts w:ascii="Times New Roman" w:hAnsi="Times New Roman" w:cs="Times New Roman"/>
-                <w:sz w:val="20"/>
-                <w:szCs w:val="20"/>
-                <w:lang w:val="en-US"/>
-              </w:rPr>
-              <w:t>, r=</w:t>
+              <w:t>Qw3, OGLoRA, q+v, r=</w:t>
             </w:r>
             <w:r>
               <w:rPr>
@@ -46241,47 +45593,7 @@
                 <w:szCs w:val="20"/>
                 <w:lang w:val="en-US"/>
               </w:rPr>
-              <w:t xml:space="preserve">, </w:t>
-            </w:r>
-            <w:proofErr w:type="spellStart"/>
-            <w:r>
-              <w:rPr>
-                <w:rFonts w:ascii="Times New Roman" w:hAnsi="Times New Roman" w:cs="Times New Roman"/>
-                <w:sz w:val="20"/>
-                <w:szCs w:val="20"/>
-                <w:lang w:val="en-US"/>
-              </w:rPr>
-              <w:t>LoRA</w:t>
-            </w:r>
-            <w:proofErr w:type="spellEnd"/>
-            <w:r>
-              <w:rPr>
-                <w:rFonts w:ascii="Times New Roman" w:hAnsi="Times New Roman" w:cs="Times New Roman"/>
-                <w:sz w:val="20"/>
-                <w:szCs w:val="20"/>
-                <w:lang w:val="en-US"/>
-              </w:rPr>
-              <w:t xml:space="preserve">, </w:t>
-            </w:r>
-            <w:proofErr w:type="spellStart"/>
-            <w:r>
-              <w:rPr>
-                <w:rFonts w:ascii="Times New Roman" w:hAnsi="Times New Roman" w:cs="Times New Roman"/>
-                <w:sz w:val="20"/>
-                <w:szCs w:val="20"/>
-                <w:lang w:val="en-US"/>
-              </w:rPr>
-              <w:t>q+k+v+o</w:t>
-            </w:r>
-            <w:proofErr w:type="spellEnd"/>
-            <w:r>
-              <w:rPr>
-                <w:rFonts w:ascii="Times New Roman" w:hAnsi="Times New Roman" w:cs="Times New Roman"/>
-                <w:sz w:val="20"/>
-                <w:szCs w:val="20"/>
-                <w:lang w:val="en-US"/>
-              </w:rPr>
-              <w:t>, r=</w:t>
+              <w:t>, LoRA, q+k+v+o, r=</w:t>
             </w:r>
             <w:r>
               <w:rPr>
@@ -46353,47 +45665,7 @@
                 <w:szCs w:val="20"/>
                 <w:lang w:val="en-US"/>
               </w:rPr>
-              <w:t xml:space="preserve">Qw2.5, </w:t>
-            </w:r>
-            <w:proofErr w:type="spellStart"/>
-            <w:r>
-              <w:rPr>
-                <w:rFonts w:ascii="Times New Roman" w:hAnsi="Times New Roman" w:cs="Times New Roman"/>
-                <w:sz w:val="20"/>
-                <w:szCs w:val="20"/>
-                <w:lang w:val="en-US"/>
-              </w:rPr>
-              <w:t>LoRA</w:t>
-            </w:r>
-            <w:proofErr w:type="spellEnd"/>
-            <w:r>
-              <w:rPr>
-                <w:rFonts w:ascii="Times New Roman" w:hAnsi="Times New Roman" w:cs="Times New Roman"/>
-                <w:sz w:val="20"/>
-                <w:szCs w:val="20"/>
-                <w:lang w:val="en-US"/>
-              </w:rPr>
-              <w:t xml:space="preserve">, </w:t>
-            </w:r>
-            <w:proofErr w:type="spellStart"/>
-            <w:r>
-              <w:rPr>
-                <w:rFonts w:ascii="Times New Roman" w:hAnsi="Times New Roman" w:cs="Times New Roman"/>
-                <w:sz w:val="20"/>
-                <w:szCs w:val="20"/>
-                <w:lang w:val="en-US"/>
-              </w:rPr>
-              <w:t>q+k+v</w:t>
-            </w:r>
-            <w:proofErr w:type="spellEnd"/>
-            <w:r>
-              <w:rPr>
-                <w:rFonts w:ascii="Times New Roman" w:hAnsi="Times New Roman" w:cs="Times New Roman"/>
-                <w:sz w:val="20"/>
-                <w:szCs w:val="20"/>
-                <w:lang w:val="en-US"/>
-              </w:rPr>
-              <w:t>, r=</w:t>
+              <w:t>Qw2.5, LoRA, q+k+v, r=</w:t>
             </w:r>
             <w:r>
               <w:rPr>
@@ -46556,47 +45828,7 @@
                 <w:szCs w:val="20"/>
                 <w:lang w:val="en-US"/>
               </w:rPr>
-              <w:t xml:space="preserve">, </w:t>
-            </w:r>
-            <w:proofErr w:type="spellStart"/>
-            <w:r>
-              <w:rPr>
-                <w:rFonts w:ascii="Times New Roman" w:hAnsi="Times New Roman" w:cs="Times New Roman"/>
-                <w:sz w:val="20"/>
-                <w:szCs w:val="20"/>
-                <w:lang w:val="en-US"/>
-              </w:rPr>
-              <w:t>LoRA</w:t>
-            </w:r>
-            <w:proofErr w:type="spellEnd"/>
-            <w:r>
-              <w:rPr>
-                <w:rFonts w:ascii="Times New Roman" w:hAnsi="Times New Roman" w:cs="Times New Roman"/>
-                <w:sz w:val="20"/>
-                <w:szCs w:val="20"/>
-                <w:lang w:val="en-US"/>
-              </w:rPr>
-              <w:t xml:space="preserve">, </w:t>
-            </w:r>
-            <w:proofErr w:type="spellStart"/>
-            <w:r>
-              <w:rPr>
-                <w:rFonts w:ascii="Times New Roman" w:hAnsi="Times New Roman" w:cs="Times New Roman"/>
-                <w:sz w:val="20"/>
-                <w:szCs w:val="20"/>
-                <w:lang w:val="en-US"/>
-              </w:rPr>
-              <w:t>q+k+v+o</w:t>
-            </w:r>
-            <w:proofErr w:type="spellEnd"/>
-            <w:r>
-              <w:rPr>
-                <w:rFonts w:ascii="Times New Roman" w:hAnsi="Times New Roman" w:cs="Times New Roman"/>
-                <w:sz w:val="20"/>
-                <w:szCs w:val="20"/>
-                <w:lang w:val="en-US"/>
-              </w:rPr>
-              <w:t>, r=</w:t>
+              <w:t>, LoRA, q+k+v+o, r=</w:t>
             </w:r>
             <w:r>
               <w:rPr>
@@ -46695,6 +45927,916 @@
         </w:rPr>
       </w:pPr>
     </w:p>
+    <w:p>
+      <w:pPr>
+        <w:pStyle w:val="Heading1"/>
+        <w:jc w:val="center"/>
+        <w:rPr>
+          <w:rFonts w:ascii="Times New Roman" w:hAnsi="Times New Roman" w:cs="Times New Roman"/>
+          <w:color w:val="auto"/>
+          <w:sz w:val="32"/>
+          <w:szCs w:val="32"/>
+        </w:rPr>
+      </w:pPr>
+      <w:r>
+        <w:rPr>
+          <w:rFonts w:ascii="Times New Roman" w:hAnsi="Times New Roman" w:cs="Times New Roman"/>
+          <w:color w:val="auto"/>
+          <w:sz w:val="32"/>
+          <w:szCs w:val="32"/>
+        </w:rPr>
+        <w:t>Общие рекомендации</w:t>
+      </w:r>
+    </w:p>
+    <w:tbl>
+      <w:tblPr>
+        <w:tblW w:w="9985" w:type="dxa"/>
+        <w:tblBorders>
+          <w:top w:val="single" w:sz="4" w:space="0" w:color="auto"/>
+          <w:left w:val="single" w:sz="4" w:space="0" w:color="auto"/>
+          <w:bottom w:val="single" w:sz="4" w:space="0" w:color="auto"/>
+          <w:right w:val="single" w:sz="4" w:space="0" w:color="auto"/>
+          <w:insideH w:val="single" w:sz="4" w:space="0" w:color="auto"/>
+          <w:insideV w:val="single" w:sz="4" w:space="0" w:color="auto"/>
+        </w:tblBorders>
+        <w:tblCellMar>
+          <w:left w:w="0" w:type="dxa"/>
+          <w:right w:w="0" w:type="dxa"/>
+        </w:tblCellMar>
+        <w:tblLook w:val="0420" w:firstRow="1" w:lastRow="0" w:firstColumn="0" w:lastColumn="0" w:noHBand="0" w:noVBand="1"/>
+      </w:tblPr>
+      <w:tblGrid>
+        <w:gridCol w:w="2245"/>
+        <w:gridCol w:w="1440"/>
+        <w:gridCol w:w="1620"/>
+        <w:gridCol w:w="1620"/>
+        <w:gridCol w:w="1350"/>
+        <w:gridCol w:w="1710"/>
+      </w:tblGrid>
+      <w:tr>
+        <w:trPr>
+          <w:trHeight w:val="611"/>
+        </w:trPr>
+        <w:tc>
+          <w:tcPr>
+            <w:tcW w:w="2245" w:type="dxa"/>
+            <w:tcMar>
+              <w:top w:w="72" w:type="dxa"/>
+              <w:left w:w="144" w:type="dxa"/>
+              <w:bottom w:w="72" w:type="dxa"/>
+              <w:right w:w="144" w:type="dxa"/>
+            </w:tcMar>
+            <w:vAlign w:val="center"/>
+            <w:hideMark/>
+          </w:tcPr>
+          <w:p>
+            <w:pPr>
+              <w:rPr>
+                <w:rFonts w:ascii="Times New Roman" w:hAnsi="Times New Roman" w:cs="Times New Roman"/>
+              </w:rPr>
+            </w:pPr>
+            <w:r>
+              <w:rPr>
+                <w:rFonts w:ascii="Times New Roman" w:hAnsi="Times New Roman" w:cs="Times New Roman"/>
+              </w:rPr>
+              <w:t>Сценарий</w:t>
+            </w:r>
+          </w:p>
+        </w:tc>
+        <w:tc>
+          <w:tcPr>
+            <w:tcW w:w="1440" w:type="dxa"/>
+            <w:tcMar>
+              <w:top w:w="72" w:type="dxa"/>
+              <w:left w:w="144" w:type="dxa"/>
+              <w:bottom w:w="72" w:type="dxa"/>
+              <w:right w:w="144" w:type="dxa"/>
+            </w:tcMar>
+            <w:vAlign w:val="center"/>
+            <w:hideMark/>
+          </w:tcPr>
+          <w:p>
+            <w:pPr>
+              <w:rPr>
+                <w:rFonts w:ascii="Times New Roman" w:hAnsi="Times New Roman" w:cs="Times New Roman"/>
+              </w:rPr>
+            </w:pPr>
+            <w:r>
+              <w:rPr>
+                <w:rFonts w:ascii="Times New Roman" w:hAnsi="Times New Roman" w:cs="Times New Roman"/>
+              </w:rPr>
+              <w:t>Данных на класс</w:t>
+            </w:r>
+          </w:p>
+        </w:tc>
+        <w:tc>
+          <w:tcPr>
+            <w:tcW w:w="1620" w:type="dxa"/>
+            <w:tcMar>
+              <w:top w:w="72" w:type="dxa"/>
+              <w:left w:w="144" w:type="dxa"/>
+              <w:bottom w:w="72" w:type="dxa"/>
+              <w:right w:w="144" w:type="dxa"/>
+            </w:tcMar>
+            <w:vAlign w:val="center"/>
+            <w:hideMark/>
+          </w:tcPr>
+          <w:p>
+            <w:pPr>
+              <w:rPr>
+                <w:rFonts w:ascii="Times New Roman" w:hAnsi="Times New Roman" w:cs="Times New Roman"/>
+              </w:rPr>
+            </w:pPr>
+            <w:r>
+              <w:rPr>
+                <w:rFonts w:ascii="Times New Roman" w:hAnsi="Times New Roman" w:cs="Times New Roman"/>
+              </w:rPr>
+              <w:t>Модель</w:t>
+            </w:r>
+          </w:p>
+        </w:tc>
+        <w:tc>
+          <w:tcPr>
+            <w:tcW w:w="1620" w:type="dxa"/>
+            <w:tcMar>
+              <w:top w:w="72" w:type="dxa"/>
+              <w:left w:w="144" w:type="dxa"/>
+              <w:bottom w:w="72" w:type="dxa"/>
+              <w:right w:w="144" w:type="dxa"/>
+            </w:tcMar>
+            <w:vAlign w:val="center"/>
+            <w:hideMark/>
+          </w:tcPr>
+          <w:p>
+            <w:pPr>
+              <w:rPr>
+                <w:rFonts w:ascii="Times New Roman" w:hAnsi="Times New Roman" w:cs="Times New Roman"/>
+              </w:rPr>
+            </w:pPr>
+            <w:r>
+              <w:rPr>
+                <w:rFonts w:ascii="Times New Roman" w:hAnsi="Times New Roman" w:cs="Times New Roman"/>
+              </w:rPr>
+              <w:t>Метод</w:t>
+            </w:r>
+          </w:p>
+        </w:tc>
+        <w:tc>
+          <w:tcPr>
+            <w:tcW w:w="1350" w:type="dxa"/>
+            <w:tcMar>
+              <w:top w:w="72" w:type="dxa"/>
+              <w:left w:w="144" w:type="dxa"/>
+              <w:bottom w:w="72" w:type="dxa"/>
+              <w:right w:w="144" w:type="dxa"/>
+            </w:tcMar>
+            <w:vAlign w:val="center"/>
+            <w:hideMark/>
+          </w:tcPr>
+          <w:p>
+            <w:pPr>
+              <w:rPr>
+                <w:rFonts w:ascii="Times New Roman" w:hAnsi="Times New Roman" w:cs="Times New Roman"/>
+              </w:rPr>
+            </w:pPr>
+            <w:r>
+              <w:rPr>
+                <w:rFonts w:ascii="Times New Roman" w:hAnsi="Times New Roman" w:cs="Times New Roman"/>
+              </w:rPr>
+              <w:t>Ранг</w:t>
+            </w:r>
+          </w:p>
+        </w:tc>
+        <w:tc>
+          <w:tcPr>
+            <w:tcW w:w="1710" w:type="dxa"/>
+            <w:tcMar>
+              <w:top w:w="72" w:type="dxa"/>
+              <w:left w:w="144" w:type="dxa"/>
+              <w:bottom w:w="72" w:type="dxa"/>
+              <w:right w:w="144" w:type="dxa"/>
+            </w:tcMar>
+            <w:vAlign w:val="center"/>
+            <w:hideMark/>
+          </w:tcPr>
+          <w:p>
+            <w:pPr>
+              <w:rPr>
+                <w:rFonts w:ascii="Times New Roman" w:hAnsi="Times New Roman" w:cs="Times New Roman"/>
+              </w:rPr>
+            </w:pPr>
+            <w:r>
+              <w:rPr>
+                <w:rFonts w:ascii="Times New Roman" w:hAnsi="Times New Roman" w:cs="Times New Roman"/>
+              </w:rPr>
+              <w:t>Модули</w:t>
+            </w:r>
+          </w:p>
+        </w:tc>
+      </w:tr>
+      <w:tr>
+        <w:trPr>
+          <w:trHeight w:val="449"/>
+        </w:trPr>
+        <w:tc>
+          <w:tcPr>
+            <w:tcW w:w="2245" w:type="dxa"/>
+            <w:tcMar>
+              <w:top w:w="72" w:type="dxa"/>
+              <w:left w:w="144" w:type="dxa"/>
+              <w:bottom w:w="72" w:type="dxa"/>
+              <w:right w:w="144" w:type="dxa"/>
+            </w:tcMar>
+            <w:vAlign w:val="center"/>
+            <w:hideMark/>
+          </w:tcPr>
+          <w:p>
+            <w:pPr>
+              <w:rPr>
+                <w:rFonts w:ascii="Times New Roman" w:hAnsi="Times New Roman" w:cs="Times New Roman"/>
+              </w:rPr>
+            </w:pPr>
+            <w:r>
+              <w:rPr>
+                <w:rFonts w:ascii="Times New Roman" w:hAnsi="Times New Roman" w:cs="Times New Roman"/>
+              </w:rPr>
+              <w:t xml:space="preserve">Мало данных, </w:t>
+            </w:r>
+            <w:r>
+              <w:rPr>
+                <w:rFonts w:ascii="Times New Roman" w:hAnsi="Times New Roman" w:cs="Times New Roman"/>
+                <w:lang w:val="en-US"/>
+              </w:rPr>
+              <w:t xml:space="preserve">GPU </w:t>
+            </w:r>
+            <w:r>
+              <w:rPr>
+                <w:rFonts w:ascii="Times New Roman" w:hAnsi="Times New Roman" w:cs="Times New Roman"/>
+              </w:rPr>
+              <w:t>критично</w:t>
+            </w:r>
+          </w:p>
+        </w:tc>
+        <w:tc>
+          <w:tcPr>
+            <w:tcW w:w="1440" w:type="dxa"/>
+            <w:tcMar>
+              <w:top w:w="72" w:type="dxa"/>
+              <w:left w:w="144" w:type="dxa"/>
+              <w:bottom w:w="72" w:type="dxa"/>
+              <w:right w:w="144" w:type="dxa"/>
+            </w:tcMar>
+            <w:vAlign w:val="center"/>
+            <w:hideMark/>
+          </w:tcPr>
+          <w:p>
+            <w:pPr>
+              <w:rPr>
+                <w:rFonts w:ascii="Times New Roman" w:hAnsi="Times New Roman" w:cs="Times New Roman"/>
+              </w:rPr>
+            </w:pPr>
+            <w:r>
+              <w:rPr>
+                <w:rFonts w:ascii="Times New Roman" w:hAnsi="Times New Roman" w:cs="Times New Roman"/>
+              </w:rPr>
+              <w:t>&lt; 1500</w:t>
+            </w:r>
+          </w:p>
+        </w:tc>
+        <w:tc>
+          <w:tcPr>
+            <w:tcW w:w="1620" w:type="dxa"/>
+            <w:tcMar>
+              <w:top w:w="72" w:type="dxa"/>
+              <w:left w:w="144" w:type="dxa"/>
+              <w:bottom w:w="72" w:type="dxa"/>
+              <w:right w:w="144" w:type="dxa"/>
+            </w:tcMar>
+            <w:vAlign w:val="center"/>
+            <w:hideMark/>
+          </w:tcPr>
+          <w:p>
+            <w:pPr>
+              <w:rPr>
+                <w:rFonts w:ascii="Times New Roman" w:hAnsi="Times New Roman" w:cs="Times New Roman"/>
+              </w:rPr>
+            </w:pPr>
+            <w:r>
+              <w:rPr>
+                <w:rFonts w:ascii="Times New Roman" w:hAnsi="Times New Roman" w:cs="Times New Roman"/>
+                <w:lang w:val="en-US"/>
+              </w:rPr>
+              <w:t>Qwen3-0.6B</w:t>
+            </w:r>
+          </w:p>
+        </w:tc>
+        <w:tc>
+          <w:tcPr>
+            <w:tcW w:w="1620" w:type="dxa"/>
+            <w:tcMar>
+              <w:top w:w="72" w:type="dxa"/>
+              <w:left w:w="144" w:type="dxa"/>
+              <w:bottom w:w="72" w:type="dxa"/>
+              <w:right w:w="144" w:type="dxa"/>
+            </w:tcMar>
+            <w:vAlign w:val="center"/>
+            <w:hideMark/>
+          </w:tcPr>
+          <w:p>
+            <w:pPr>
+              <w:rPr>
+                <w:rFonts w:ascii="Times New Roman" w:hAnsi="Times New Roman" w:cs="Times New Roman"/>
+              </w:rPr>
+            </w:pPr>
+            <w:r>
+              <w:rPr>
+                <w:rFonts w:ascii="Times New Roman" w:hAnsi="Times New Roman" w:cs="Times New Roman"/>
+                <w:lang w:val="en-US"/>
+              </w:rPr>
+              <w:t>OGLoRA</w:t>
+            </w:r>
+          </w:p>
+        </w:tc>
+        <w:tc>
+          <w:tcPr>
+            <w:tcW w:w="1350" w:type="dxa"/>
+            <w:tcMar>
+              <w:top w:w="72" w:type="dxa"/>
+              <w:left w:w="144" w:type="dxa"/>
+              <w:bottom w:w="72" w:type="dxa"/>
+              <w:right w:w="144" w:type="dxa"/>
+            </w:tcMar>
+            <w:vAlign w:val="center"/>
+            <w:hideMark/>
+          </w:tcPr>
+          <w:p>
+            <w:pPr>
+              <w:rPr>
+                <w:rFonts w:ascii="Times New Roman" w:hAnsi="Times New Roman" w:cs="Times New Roman"/>
+              </w:rPr>
+            </w:pPr>
+            <w:r>
+              <w:rPr>
+                <w:rFonts w:ascii="Times New Roman" w:hAnsi="Times New Roman" w:cs="Times New Roman"/>
+              </w:rPr>
+              <w:t>8–16</w:t>
+            </w:r>
+          </w:p>
+        </w:tc>
+        <w:tc>
+          <w:tcPr>
+            <w:tcW w:w="1710" w:type="dxa"/>
+            <w:tcMar>
+              <w:top w:w="72" w:type="dxa"/>
+              <w:left w:w="144" w:type="dxa"/>
+              <w:bottom w:w="72" w:type="dxa"/>
+              <w:right w:w="144" w:type="dxa"/>
+            </w:tcMar>
+            <w:vAlign w:val="center"/>
+            <w:hideMark/>
+          </w:tcPr>
+          <w:p>
+            <w:pPr>
+              <w:rPr>
+                <w:rFonts w:ascii="Times New Roman" w:hAnsi="Times New Roman" w:cs="Times New Roman"/>
+              </w:rPr>
+            </w:pPr>
+            <w:r>
+              <w:rPr>
+                <w:rFonts w:ascii="Times New Roman" w:hAnsi="Times New Roman" w:cs="Times New Roman"/>
+                <w:lang w:val="en-US"/>
+              </w:rPr>
+              <w:t>q+k+v+o</w:t>
+            </w:r>
+          </w:p>
+        </w:tc>
+      </w:tr>
+      <w:tr>
+        <w:trPr>
+          <w:trHeight w:val="744"/>
+        </w:trPr>
+        <w:tc>
+          <w:tcPr>
+            <w:tcW w:w="2245" w:type="dxa"/>
+            <w:tcMar>
+              <w:top w:w="72" w:type="dxa"/>
+              <w:left w:w="144" w:type="dxa"/>
+              <w:bottom w:w="72" w:type="dxa"/>
+              <w:right w:w="144" w:type="dxa"/>
+            </w:tcMar>
+            <w:vAlign w:val="center"/>
+            <w:hideMark/>
+          </w:tcPr>
+          <w:p>
+            <w:pPr>
+              <w:rPr>
+                <w:rFonts w:ascii="Times New Roman" w:hAnsi="Times New Roman" w:cs="Times New Roman"/>
+              </w:rPr>
+            </w:pPr>
+            <w:r>
+              <w:rPr>
+                <w:rFonts w:ascii="Times New Roman" w:hAnsi="Times New Roman" w:cs="Times New Roman"/>
+              </w:rPr>
+              <w:t>Мало данных, время критично</w:t>
+            </w:r>
+          </w:p>
+        </w:tc>
+        <w:tc>
+          <w:tcPr>
+            <w:tcW w:w="1440" w:type="dxa"/>
+            <w:tcMar>
+              <w:top w:w="72" w:type="dxa"/>
+              <w:left w:w="144" w:type="dxa"/>
+              <w:bottom w:w="72" w:type="dxa"/>
+              <w:right w:w="144" w:type="dxa"/>
+            </w:tcMar>
+            <w:vAlign w:val="center"/>
+            <w:hideMark/>
+          </w:tcPr>
+          <w:p>
+            <w:pPr>
+              <w:rPr>
+                <w:rFonts w:ascii="Times New Roman" w:hAnsi="Times New Roman" w:cs="Times New Roman"/>
+              </w:rPr>
+            </w:pPr>
+            <w:r>
+              <w:rPr>
+                <w:rFonts w:ascii="Times New Roman" w:hAnsi="Times New Roman" w:cs="Times New Roman"/>
+              </w:rPr>
+              <w:t>&lt; 1500</w:t>
+            </w:r>
+          </w:p>
+        </w:tc>
+        <w:tc>
+          <w:tcPr>
+            <w:tcW w:w="1620" w:type="dxa"/>
+            <w:tcMar>
+              <w:top w:w="72" w:type="dxa"/>
+              <w:left w:w="144" w:type="dxa"/>
+              <w:bottom w:w="72" w:type="dxa"/>
+              <w:right w:w="144" w:type="dxa"/>
+            </w:tcMar>
+            <w:vAlign w:val="center"/>
+            <w:hideMark/>
+          </w:tcPr>
+          <w:p>
+            <w:pPr>
+              <w:rPr>
+                <w:rFonts w:ascii="Times New Roman" w:hAnsi="Times New Roman" w:cs="Times New Roman"/>
+              </w:rPr>
+            </w:pPr>
+            <w:r>
+              <w:rPr>
+                <w:rFonts w:ascii="Times New Roman" w:hAnsi="Times New Roman" w:cs="Times New Roman"/>
+                <w:lang w:val="en-US"/>
+              </w:rPr>
+              <w:t>Qwen3-0.6B</w:t>
+            </w:r>
+          </w:p>
+        </w:tc>
+        <w:tc>
+          <w:tcPr>
+            <w:tcW w:w="1620" w:type="dxa"/>
+            <w:tcMar>
+              <w:top w:w="72" w:type="dxa"/>
+              <w:left w:w="144" w:type="dxa"/>
+              <w:bottom w:w="72" w:type="dxa"/>
+              <w:right w:w="144" w:type="dxa"/>
+            </w:tcMar>
+            <w:vAlign w:val="center"/>
+            <w:hideMark/>
+          </w:tcPr>
+          <w:p>
+            <w:pPr>
+              <w:rPr>
+                <w:rFonts w:ascii="Times New Roman" w:hAnsi="Times New Roman" w:cs="Times New Roman"/>
+              </w:rPr>
+            </w:pPr>
+            <w:r>
+              <w:rPr>
+                <w:rFonts w:ascii="Times New Roman" w:hAnsi="Times New Roman" w:cs="Times New Roman"/>
+                <w:lang w:val="en-US"/>
+              </w:rPr>
+              <w:t>LoRA</w:t>
+            </w:r>
+          </w:p>
+        </w:tc>
+        <w:tc>
+          <w:tcPr>
+            <w:tcW w:w="1350" w:type="dxa"/>
+            <w:tcMar>
+              <w:top w:w="72" w:type="dxa"/>
+              <w:left w:w="144" w:type="dxa"/>
+              <w:bottom w:w="72" w:type="dxa"/>
+              <w:right w:w="144" w:type="dxa"/>
+            </w:tcMar>
+            <w:vAlign w:val="center"/>
+            <w:hideMark/>
+          </w:tcPr>
+          <w:p>
+            <w:pPr>
+              <w:rPr>
+                <w:rFonts w:ascii="Times New Roman" w:hAnsi="Times New Roman" w:cs="Times New Roman"/>
+              </w:rPr>
+            </w:pPr>
+            <w:r>
+              <w:rPr>
+                <w:rFonts w:ascii="Times New Roman" w:hAnsi="Times New Roman" w:cs="Times New Roman"/>
+              </w:rPr>
+              <w:t>32</w:t>
+            </w:r>
+          </w:p>
+        </w:tc>
+        <w:tc>
+          <w:tcPr>
+            <w:tcW w:w="1710" w:type="dxa"/>
+            <w:tcMar>
+              <w:top w:w="72" w:type="dxa"/>
+              <w:left w:w="144" w:type="dxa"/>
+              <w:bottom w:w="72" w:type="dxa"/>
+              <w:right w:w="144" w:type="dxa"/>
+            </w:tcMar>
+            <w:vAlign w:val="center"/>
+            <w:hideMark/>
+          </w:tcPr>
+          <w:p>
+            <w:pPr>
+              <w:rPr>
+                <w:rFonts w:ascii="Times New Roman" w:hAnsi="Times New Roman" w:cs="Times New Roman"/>
+              </w:rPr>
+            </w:pPr>
+            <w:r>
+              <w:rPr>
+                <w:rFonts w:ascii="Times New Roman" w:hAnsi="Times New Roman" w:cs="Times New Roman"/>
+                <w:lang w:val="en-US"/>
+              </w:rPr>
+              <w:t>q+v</w:t>
+            </w:r>
+          </w:p>
+        </w:tc>
+      </w:tr>
+      <w:tr>
+        <w:trPr>
+          <w:trHeight w:val="143"/>
+        </w:trPr>
+        <w:tc>
+          <w:tcPr>
+            <w:tcW w:w="2245" w:type="dxa"/>
+            <w:tcMar>
+              <w:top w:w="72" w:type="dxa"/>
+              <w:left w:w="144" w:type="dxa"/>
+              <w:bottom w:w="72" w:type="dxa"/>
+              <w:right w:w="144" w:type="dxa"/>
+            </w:tcMar>
+            <w:vAlign w:val="center"/>
+            <w:hideMark/>
+          </w:tcPr>
+          <w:p>
+            <w:pPr>
+              <w:rPr>
+                <w:rFonts w:ascii="Times New Roman" w:hAnsi="Times New Roman" w:cs="Times New Roman"/>
+              </w:rPr>
+            </w:pPr>
+            <w:r>
+              <w:rPr>
+                <w:rFonts w:ascii="Times New Roman" w:hAnsi="Times New Roman" w:cs="Times New Roman"/>
+              </w:rPr>
+              <w:t xml:space="preserve">Достаточно данных, </w:t>
+            </w:r>
+          </w:p>
+          <w:p>
+            <w:pPr>
+              <w:rPr>
+                <w:rFonts w:ascii="Times New Roman" w:hAnsi="Times New Roman" w:cs="Times New Roman"/>
+              </w:rPr>
+            </w:pPr>
+            <w:r>
+              <w:rPr>
+                <w:rFonts w:ascii="Times New Roman" w:hAnsi="Times New Roman" w:cs="Times New Roman"/>
+                <w:lang w:val="en-US"/>
+              </w:rPr>
+              <w:t xml:space="preserve">GPU </w:t>
+            </w:r>
+            <w:r>
+              <w:rPr>
+                <w:rFonts w:ascii="Times New Roman" w:hAnsi="Times New Roman" w:cs="Times New Roman"/>
+              </w:rPr>
+              <w:t>критично</w:t>
+            </w:r>
+          </w:p>
+        </w:tc>
+        <w:tc>
+          <w:tcPr>
+            <w:tcW w:w="1440" w:type="dxa"/>
+            <w:tcMar>
+              <w:top w:w="72" w:type="dxa"/>
+              <w:left w:w="144" w:type="dxa"/>
+              <w:bottom w:w="72" w:type="dxa"/>
+              <w:right w:w="144" w:type="dxa"/>
+            </w:tcMar>
+            <w:vAlign w:val="center"/>
+            <w:hideMark/>
+          </w:tcPr>
+          <w:p>
+            <w:pPr>
+              <w:rPr>
+                <w:rFonts w:ascii="Times New Roman" w:hAnsi="Times New Roman" w:cs="Times New Roman"/>
+              </w:rPr>
+            </w:pPr>
+            <w:r>
+              <w:rPr>
+                <w:rFonts w:ascii="Times New Roman" w:hAnsi="Times New Roman" w:cs="Times New Roman"/>
+              </w:rPr>
+              <w:t>≥ 1500</w:t>
+            </w:r>
+          </w:p>
+        </w:tc>
+        <w:tc>
+          <w:tcPr>
+            <w:tcW w:w="1620" w:type="dxa"/>
+            <w:tcMar>
+              <w:top w:w="72" w:type="dxa"/>
+              <w:left w:w="144" w:type="dxa"/>
+              <w:bottom w:w="72" w:type="dxa"/>
+              <w:right w:w="144" w:type="dxa"/>
+            </w:tcMar>
+            <w:vAlign w:val="center"/>
+            <w:hideMark/>
+          </w:tcPr>
+          <w:p>
+            <w:pPr>
+              <w:rPr>
+                <w:rFonts w:ascii="Times New Roman" w:hAnsi="Times New Roman" w:cs="Times New Roman"/>
+              </w:rPr>
+            </w:pPr>
+            <w:r>
+              <w:rPr>
+                <w:rFonts w:ascii="Times New Roman" w:hAnsi="Times New Roman" w:cs="Times New Roman"/>
+              </w:rPr>
+              <w:t>любая</w:t>
+            </w:r>
+          </w:p>
+        </w:tc>
+        <w:tc>
+          <w:tcPr>
+            <w:tcW w:w="1620" w:type="dxa"/>
+            <w:tcMar>
+              <w:top w:w="72" w:type="dxa"/>
+              <w:left w:w="144" w:type="dxa"/>
+              <w:bottom w:w="72" w:type="dxa"/>
+              <w:right w:w="144" w:type="dxa"/>
+            </w:tcMar>
+            <w:vAlign w:val="center"/>
+            <w:hideMark/>
+          </w:tcPr>
+          <w:p>
+            <w:pPr>
+              <w:rPr>
+                <w:rFonts w:ascii="Times New Roman" w:hAnsi="Times New Roman" w:cs="Times New Roman"/>
+              </w:rPr>
+            </w:pPr>
+            <w:r>
+              <w:rPr>
+                <w:rFonts w:ascii="Times New Roman" w:hAnsi="Times New Roman" w:cs="Times New Roman"/>
+                <w:lang w:val="en-US"/>
+              </w:rPr>
+              <w:t>QLoRA NF4</w:t>
+            </w:r>
+          </w:p>
+        </w:tc>
+        <w:tc>
+          <w:tcPr>
+            <w:tcW w:w="1350" w:type="dxa"/>
+            <w:tcMar>
+              <w:top w:w="72" w:type="dxa"/>
+              <w:left w:w="144" w:type="dxa"/>
+              <w:bottom w:w="72" w:type="dxa"/>
+              <w:right w:w="144" w:type="dxa"/>
+            </w:tcMar>
+            <w:vAlign w:val="center"/>
+            <w:hideMark/>
+          </w:tcPr>
+          <w:p>
+            <w:pPr>
+              <w:rPr>
+                <w:rFonts w:ascii="Times New Roman" w:hAnsi="Times New Roman" w:cs="Times New Roman"/>
+              </w:rPr>
+            </w:pPr>
+            <w:r>
+              <w:rPr>
+                <w:rFonts w:ascii="Times New Roman" w:hAnsi="Times New Roman" w:cs="Times New Roman"/>
+              </w:rPr>
+              <w:t>4–32</w:t>
+            </w:r>
+          </w:p>
+        </w:tc>
+        <w:tc>
+          <w:tcPr>
+            <w:tcW w:w="1710" w:type="dxa"/>
+            <w:tcMar>
+              <w:top w:w="72" w:type="dxa"/>
+              <w:left w:w="144" w:type="dxa"/>
+              <w:bottom w:w="72" w:type="dxa"/>
+              <w:right w:w="144" w:type="dxa"/>
+            </w:tcMar>
+            <w:vAlign w:val="center"/>
+            <w:hideMark/>
+          </w:tcPr>
+          <w:p>
+            <w:pPr>
+              <w:rPr>
+                <w:rFonts w:ascii="Times New Roman" w:hAnsi="Times New Roman" w:cs="Times New Roman"/>
+              </w:rPr>
+            </w:pPr>
+            <w:r>
+              <w:rPr>
+                <w:rFonts w:ascii="Times New Roman" w:hAnsi="Times New Roman" w:cs="Times New Roman"/>
+                <w:lang w:val="en-US"/>
+              </w:rPr>
+              <w:t>q+v</w:t>
+            </w:r>
+          </w:p>
+        </w:tc>
+      </w:tr>
+      <w:tr>
+        <w:trPr>
+          <w:trHeight w:val="476"/>
+        </w:trPr>
+        <w:tc>
+          <w:tcPr>
+            <w:tcW w:w="2245" w:type="dxa"/>
+            <w:tcMar>
+              <w:top w:w="72" w:type="dxa"/>
+              <w:left w:w="144" w:type="dxa"/>
+              <w:bottom w:w="72" w:type="dxa"/>
+              <w:right w:w="144" w:type="dxa"/>
+            </w:tcMar>
+            <w:vAlign w:val="center"/>
+            <w:hideMark/>
+          </w:tcPr>
+          <w:p>
+            <w:pPr>
+              <w:rPr>
+                <w:rFonts w:ascii="Times New Roman" w:hAnsi="Times New Roman" w:cs="Times New Roman"/>
+              </w:rPr>
+            </w:pPr>
+            <w:r>
+              <w:rPr>
+                <w:rFonts w:ascii="Times New Roman" w:hAnsi="Times New Roman" w:cs="Times New Roman"/>
+              </w:rPr>
+              <w:t xml:space="preserve">Достаточно данных, </w:t>
+            </w:r>
+          </w:p>
+          <w:p>
+            <w:pPr>
+              <w:rPr>
+                <w:rFonts w:ascii="Times New Roman" w:hAnsi="Times New Roman" w:cs="Times New Roman"/>
+              </w:rPr>
+            </w:pPr>
+            <w:r>
+              <w:rPr>
+                <w:rFonts w:ascii="Times New Roman" w:hAnsi="Times New Roman" w:cs="Times New Roman"/>
+              </w:rPr>
+              <w:t>скорость важна</w:t>
+            </w:r>
+          </w:p>
+        </w:tc>
+        <w:tc>
+          <w:tcPr>
+            <w:tcW w:w="1440" w:type="dxa"/>
+            <w:tcMar>
+              <w:top w:w="72" w:type="dxa"/>
+              <w:left w:w="144" w:type="dxa"/>
+              <w:bottom w:w="72" w:type="dxa"/>
+              <w:right w:w="144" w:type="dxa"/>
+            </w:tcMar>
+            <w:vAlign w:val="center"/>
+            <w:hideMark/>
+          </w:tcPr>
+          <w:p>
+            <w:pPr>
+              <w:rPr>
+                <w:rFonts w:ascii="Times New Roman" w:hAnsi="Times New Roman" w:cs="Times New Roman"/>
+              </w:rPr>
+            </w:pPr>
+            <w:r>
+              <w:rPr>
+                <w:rFonts w:ascii="Times New Roman" w:hAnsi="Times New Roman" w:cs="Times New Roman"/>
+              </w:rPr>
+              <w:t>≥ 1500</w:t>
+            </w:r>
+          </w:p>
+        </w:tc>
+        <w:tc>
+          <w:tcPr>
+            <w:tcW w:w="1620" w:type="dxa"/>
+            <w:tcMar>
+              <w:top w:w="72" w:type="dxa"/>
+              <w:left w:w="144" w:type="dxa"/>
+              <w:bottom w:w="72" w:type="dxa"/>
+              <w:right w:w="144" w:type="dxa"/>
+            </w:tcMar>
+            <w:vAlign w:val="center"/>
+            <w:hideMark/>
+          </w:tcPr>
+          <w:p>
+            <w:pPr>
+              <w:rPr>
+                <w:rFonts w:ascii="Times New Roman" w:hAnsi="Times New Roman" w:cs="Times New Roman"/>
+              </w:rPr>
+            </w:pPr>
+            <w:r>
+              <w:rPr>
+                <w:rFonts w:ascii="Times New Roman" w:hAnsi="Times New Roman" w:cs="Times New Roman"/>
+                <w:lang w:val="en-US"/>
+              </w:rPr>
+              <w:t>Qwen2.5-1.5B</w:t>
+            </w:r>
+          </w:p>
+        </w:tc>
+        <w:tc>
+          <w:tcPr>
+            <w:tcW w:w="1620" w:type="dxa"/>
+            <w:tcMar>
+              <w:top w:w="72" w:type="dxa"/>
+              <w:left w:w="144" w:type="dxa"/>
+              <w:bottom w:w="72" w:type="dxa"/>
+              <w:right w:w="144" w:type="dxa"/>
+            </w:tcMar>
+            <w:vAlign w:val="center"/>
+            <w:hideMark/>
+          </w:tcPr>
+          <w:p>
+            <w:pPr>
+              <w:rPr>
+                <w:rFonts w:ascii="Times New Roman" w:hAnsi="Times New Roman" w:cs="Times New Roman"/>
+              </w:rPr>
+            </w:pPr>
+            <w:r>
+              <w:rPr>
+                <w:rFonts w:ascii="Times New Roman" w:hAnsi="Times New Roman" w:cs="Times New Roman"/>
+                <w:lang w:val="en-US"/>
+              </w:rPr>
+              <w:t>LoRA</w:t>
+            </w:r>
+          </w:p>
+        </w:tc>
+        <w:tc>
+          <w:tcPr>
+            <w:tcW w:w="1350" w:type="dxa"/>
+            <w:tcMar>
+              <w:top w:w="72" w:type="dxa"/>
+              <w:left w:w="144" w:type="dxa"/>
+              <w:bottom w:w="72" w:type="dxa"/>
+              <w:right w:w="144" w:type="dxa"/>
+            </w:tcMar>
+            <w:vAlign w:val="center"/>
+            <w:hideMark/>
+          </w:tcPr>
+          <w:p>
+            <w:pPr>
+              <w:rPr>
+                <w:rFonts w:ascii="Times New Roman" w:hAnsi="Times New Roman" w:cs="Times New Roman"/>
+              </w:rPr>
+            </w:pPr>
+            <w:r>
+              <w:rPr>
+                <w:rFonts w:ascii="Times New Roman" w:hAnsi="Times New Roman" w:cs="Times New Roman"/>
+              </w:rPr>
+              <w:t>4–16</w:t>
+            </w:r>
+          </w:p>
+        </w:tc>
+        <w:tc>
+          <w:tcPr>
+            <w:tcW w:w="1710" w:type="dxa"/>
+            <w:tcMar>
+              <w:top w:w="72" w:type="dxa"/>
+              <w:left w:w="144" w:type="dxa"/>
+              <w:bottom w:w="72" w:type="dxa"/>
+              <w:right w:w="144" w:type="dxa"/>
+            </w:tcMar>
+            <w:vAlign w:val="center"/>
+            <w:hideMark/>
+          </w:tcPr>
+          <w:p>
+            <w:pPr>
+              <w:rPr>
+                <w:rFonts w:ascii="Times New Roman" w:hAnsi="Times New Roman" w:cs="Times New Roman"/>
+              </w:rPr>
+            </w:pPr>
+            <w:r>
+              <w:rPr>
+                <w:rFonts w:ascii="Times New Roman" w:hAnsi="Times New Roman" w:cs="Times New Roman"/>
+                <w:lang w:val="en-US"/>
+              </w:rPr>
+              <w:t>q+v</w:t>
+            </w:r>
+          </w:p>
+        </w:tc>
+      </w:tr>
+    </w:tbl>
+    <w:p/>
     <w:p>
       <w:pPr>
         <w:rPr>
@@ -47056,7 +47198,7 @@
                 </mc:Choice>
                 <mc:Fallback>
                   <w:pict>
-                    <v:line w14:anchorId="56EC4158" id="Straight Connector 55" o:spid="_x0000_s1026" style="position:absolute;z-index:251678720;visibility:visible;mso-wrap-style:square;mso-wrap-distance-left:9pt;mso-wrap-distance-top:0;mso-wrap-distance-right:9pt;mso-wrap-distance-bottom:0;mso-position-horizontal:absolute;mso-position-horizontal-relative:text;mso-position-vertical:absolute;mso-position-vertical-relative:text" from="-7.65pt,-5.5pt" to="58.6pt,52.1pt" o:gfxdata="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" strokecolor="black [3200]" strokeweight=".5pt">
+                    <v:line w14:anchorId="0368C829" id="Straight Connector 55" o:spid="_x0000_s1026" style="position:absolute;z-index:251678720;visibility:visible;mso-wrap-style:square;mso-wrap-distance-left:9pt;mso-wrap-distance-top:0;mso-wrap-distance-right:9pt;mso-wrap-distance-bottom:0;mso-position-horizontal:absolute;mso-position-horizontal-relative:text;mso-position-vertical:absolute;mso-position-vertical-relative:text" from="-7.65pt,-5.5pt" to="58.6pt,52.1pt" o:gfxdata="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" strokecolor="black [3200]" strokeweight=".5pt">
                       <v:stroke joinstyle="miter"/>
                     </v:line>
                   </w:pict>
@@ -47874,7 +48016,6 @@
           </w:rPr>
           <w:t>://</w:t>
         </w:r>
-        <w:proofErr w:type="spellStart"/>
         <w:r>
           <w:rPr>
             <w:rStyle w:val="Hyperlink"/>
@@ -47886,7 +48027,6 @@
           </w:rPr>
           <w:t>arxiv</w:t>
         </w:r>
-        <w:proofErr w:type="spellEnd"/>
         <w:r>
           <w:rPr>
             <w:rStyle w:val="Hyperlink"/>
@@ -48307,27 +48447,7 @@
           <w:szCs w:val="24"/>
           <w:lang w:val="en-US"/>
         </w:rPr>
-        <w:t xml:space="preserve">Wang Z., Wu X., Li W., et al. </w:t>
-      </w:r>
-      <w:proofErr w:type="spellStart"/>
-      <w:r>
-        <w:rPr>
-          <w:rFonts w:ascii="Times New Roman" w:hAnsi="Times New Roman" w:cs="Times New Roman"/>
-          <w:sz w:val="24"/>
-          <w:szCs w:val="24"/>
-          <w:lang w:val="en-US"/>
-        </w:rPr>
-        <w:t>OrthoGeoLoRA</w:t>
-      </w:r>
-      <w:proofErr w:type="spellEnd"/>
-      <w:r>
-        <w:rPr>
-          <w:rFonts w:ascii="Times New Roman" w:hAnsi="Times New Roman" w:cs="Times New Roman"/>
-          <w:sz w:val="24"/>
-          <w:szCs w:val="24"/>
-          <w:lang w:val="en-US"/>
-        </w:rPr>
-        <w:t>: Geometric Parameter-Efficient Fine-Tuning for Structured Social Science Concept Retrieval on the Web // arXiv:2601.09185</w:t>
+        <w:t>Wang Z., Wu X., Li W., et al. OrthoGeoLoRA: Geometric Parameter-Efficient Fine-Tuning for Structured Social Science Concept Retrieval on the Web // arXiv:2601.09185</w:t>
       </w:r>
       <w:r>
         <w:rPr>
@@ -48552,27 +48672,7 @@
           <w:szCs w:val="24"/>
           <w:lang w:val="en-US"/>
         </w:rPr>
-        <w:t>Howard, J., Ruder, S. (2018) — Universal Language Model Fine-tuning (</w:t>
-      </w:r>
-      <w:proofErr w:type="spellStart"/>
-      <w:r>
-        <w:rPr>
-          <w:rFonts w:ascii="Times New Roman" w:hAnsi="Times New Roman" w:cs="Times New Roman"/>
-          <w:sz w:val="24"/>
-          <w:szCs w:val="24"/>
-          <w:lang w:val="en-US"/>
-        </w:rPr>
-        <w:t>ULMFiT</w:t>
-      </w:r>
-      <w:proofErr w:type="spellEnd"/>
-      <w:r>
-        <w:rPr>
-          <w:rFonts w:ascii="Times New Roman" w:hAnsi="Times New Roman" w:cs="Times New Roman"/>
-          <w:sz w:val="24"/>
-          <w:szCs w:val="24"/>
-          <w:lang w:val="en-US"/>
-        </w:rPr>
-        <w:t>)</w:t>
+        <w:t>Howard, J., Ruder, S. (2018) — Universal Language Model Fine-tuning (ULMFiT)</w:t>
       </w:r>
       <w:r>
         <w:rPr>
@@ -48992,27 +49092,7 @@
           <w:szCs w:val="24"/>
           <w:lang w:val="en-US"/>
         </w:rPr>
-        <w:t xml:space="preserve">R. Chirkova et al. "When Does Orthogonal </w:t>
-      </w:r>
-      <w:proofErr w:type="spellStart"/>
-      <w:r>
-        <w:rPr>
-          <w:rFonts w:ascii="Times New Roman" w:hAnsi="Times New Roman" w:cs="Times New Roman"/>
-          <w:sz w:val="24"/>
-          <w:szCs w:val="24"/>
-          <w:lang w:val="en-US"/>
-        </w:rPr>
-        <w:t>LoRA</w:t>
-      </w:r>
-      <w:proofErr w:type="spellEnd"/>
-      <w:r>
-        <w:rPr>
-          <w:rFonts w:ascii="Times New Roman" w:hAnsi="Times New Roman" w:cs="Times New Roman"/>
-          <w:sz w:val="24"/>
-          <w:szCs w:val="24"/>
-          <w:lang w:val="en-US"/>
-        </w:rPr>
-        <w:t xml:space="preserve"> Help Retrieval? Spectral Preservation, Alignment, and Operating Regimes."</w:t>
+        <w:t>R. Chirkova et al. "When Does Orthogonal LoRA Help Retrieval? Spectral Preservation, Alignment, and Operating Regimes."</w:t>
       </w:r>
       <w:r>
         <w:rPr>
@@ -49164,7 +49244,6 @@
           </w:rPr>
           <w:t>://</w:t>
         </w:r>
-        <w:proofErr w:type="spellStart"/>
         <w:r>
           <w:rPr>
             <w:rStyle w:val="Hyperlink"/>
@@ -49176,7 +49255,6 @@
           </w:rPr>
           <w:t>arxiv</w:t>
         </w:r>
-        <w:proofErr w:type="spellEnd"/>
         <w:r>
           <w:rPr>
             <w:rStyle w:val="Hyperlink"/>
@@ -49470,7 +49548,6 @@
           </w:rPr>
           <w:t>://</w:t>
         </w:r>
-        <w:proofErr w:type="spellStart"/>
         <w:r>
           <w:rPr>
             <w:rStyle w:val="Hyperlink"/>
@@ -49482,7 +49559,6 @@
           </w:rPr>
           <w:t>aclanthology</w:t>
         </w:r>
-        <w:proofErr w:type="spellEnd"/>
         <w:r>
           <w:rPr>
             <w:rStyle w:val="Hyperlink"/>
@@ -49514,7 +49590,6 @@
           </w:rPr>
           <w:t>/2025.</w:t>
         </w:r>
-        <w:proofErr w:type="spellStart"/>
         <w:r>
           <w:rPr>
             <w:rStyle w:val="Hyperlink"/>
@@ -49526,7 +49601,6 @@
           </w:rPr>
           <w:t>acl</w:t>
         </w:r>
-        <w:proofErr w:type="spellEnd"/>
         <w:r>
           <w:rPr>
             <w:rStyle w:val="Hyperlink"/>
@@ -49966,7 +50040,6 @@
         </w:rPr>
         <w:t xml:space="preserve"> </w:t>
       </w:r>
-      <w:proofErr w:type="spellStart"/>
       <w:r>
         <w:rPr>
           <w:rFonts w:ascii="Times New Roman" w:hAnsi="Times New Roman" w:cs="Times New Roman"/>
@@ -49978,7 +50051,6 @@
         </w:rPr>
         <w:t>OrthoGeoLoRA</w:t>
       </w:r>
-      <w:proofErr w:type="spellEnd"/>
     </w:p>
     <w:p>
       <w:pPr>
@@ -50137,7 +50209,6 @@
         </w:rPr>
         <w:t xml:space="preserve"> для </w:t>
       </w:r>
-      <w:proofErr w:type="spellStart"/>
       <w:r>
         <w:rPr>
           <w:rFonts w:ascii="Times New Roman" w:hAnsi="Times New Roman" w:cs="Times New Roman"/>
@@ -50147,7 +50218,6 @@
         </w:rPr>
         <w:t>OrthoGeoLoRA</w:t>
       </w:r>
-      <w:proofErr w:type="spellEnd"/>
     </w:p>
     <w:p>
       <w:pPr>
